--- a/DAY-5/Implementing_CI_CD_Pipeline_for_Deploying_Application_to_Tomcat_Apache.docx
+++ b/DAY-5/Implementing_CI_CD_Pipeline_for_Deploying_Application_to_Tomcat_Apache.docx
@@ -1,6 +1,6 @@
 
 <file path=word/document.xml><?xml version="1.0" encoding="utf-8"?>
-<w:document xmlns:wpc="http://schemas.microsoft.com/office/word/2010/wordprocessingCanvas" xmlns:cx="http://schemas.microsoft.com/office/drawing/2014/chartex" xmlns:cx1="http://schemas.microsoft.com/office/drawing/2015/9/8/chartex" xmlns:cx2="http://schemas.microsoft.com/office/drawing/2015/10/21/chartex" xmlns:cx3="http://schemas.microsoft.com/office/drawing/2016/5/9/chartex" xmlns:cx4="http://schemas.microsoft.com/office/drawing/2016/5/10/chartex" xmlns:cx5="http://schemas.microsoft.com/office/drawing/2016/5/11/chartex" xmlns:cx6="http://schemas.microsoft.com/office/drawing/2016/5/12/chartex" xmlns:cx7="http://schemas.microsoft.com/office/drawing/2016/5/13/chartex" xmlns:cx8="http://schemas.microsoft.com/office/drawing/2016/5/14/chartex" xmlns:mc="http://schemas.openxmlformats.org/markup-compatibility/2006" xmlns:aink="http://schemas.microsoft.com/office/drawing/2016/ink" xmlns:am3d="http://schemas.microsoft.com/office/drawing/2017/model3d" xmlns:o="urn:schemas-microsoft-com:office:office" xmlns:oel="http://schemas.microsoft.com/office/2019/extlst" xmlns:r="http://schemas.openxmlformats.org/officeDocument/2006/relationships" xmlns:m="http://schemas.openxmlformats.org/officeDocument/2006/math" xmlns:v="urn:schemas-microsoft-com:vml" xmlns:wp14="http://schemas.microsoft.com/office/word/2010/wordprocessingDrawing" xmlns:wp="http://schemas.openxmlformats.org/drawingml/2006/wordprocessingDrawing" xmlns:w10="urn:schemas-microsoft-com:office:word" xmlns:w="http://schemas.openxmlformats.org/wordprocessingml/2006/main" xmlns:w14="http://schemas.microsoft.com/office/word/2010/wordml" xmlns:w15="http://schemas.microsoft.com/office/word/2012/wordml" xmlns:w16cex="http://schemas.microsoft.com/office/word/2018/wordml/cex" xmlns:w16cid="http://schemas.microsoft.com/office/word/2016/wordml/cid" xmlns:w16="http://schemas.microsoft.com/office/word/2018/wordml" xmlns:w16du="http://schemas.microsoft.com/office/word/2023/wordml/word16du" xmlns:w16sdtdh="http://schemas.microsoft.com/office/word/2020/wordml/sdtdatahash" xmlns:w16se="http://schemas.microsoft.com/office/word/2015/wordml/symex" xmlns:wpg="http://schemas.microsoft.com/office/word/2010/wordprocessingGroup" xmlns:wpi="http://schemas.microsoft.com/office/word/2010/wordprocessingInk" xmlns:wne="http://schemas.microsoft.com/office/word/2006/wordml" xmlns:wps="http://schemas.microsoft.com/office/word/2010/wordprocessingShape" mc:Ignorable="w14 w15 w16se w16cid w16 w16cex w16sdtdh w16du wp14">
+<w:document xmlns:wpc="http://schemas.microsoft.com/office/word/2010/wordprocessingCanvas" xmlns:cx="http://schemas.microsoft.com/office/drawing/2014/chartex" xmlns:cx1="http://schemas.microsoft.com/office/drawing/2015/9/8/chartex" xmlns:cx2="http://schemas.microsoft.com/office/drawing/2015/10/21/chartex" xmlns:cx3="http://schemas.microsoft.com/office/drawing/2016/5/9/chartex" xmlns:cx4="http://schemas.microsoft.com/office/drawing/2016/5/10/chartex" xmlns:cx5="http://schemas.microsoft.com/office/drawing/2016/5/11/chartex" xmlns:cx6="http://schemas.microsoft.com/office/drawing/2016/5/12/chartex" xmlns:cx7="http://schemas.microsoft.com/office/drawing/2016/5/13/chartex" xmlns:cx8="http://schemas.microsoft.com/office/drawing/2016/5/14/chartex" xmlns:mc="http://schemas.openxmlformats.org/markup-compatibility/2006" xmlns:aink="http://schemas.microsoft.com/office/drawing/2016/ink" xmlns:am3d="http://schemas.microsoft.com/office/drawing/2017/model3d" xmlns:o="urn:schemas-microsoft-com:office:office" xmlns:oel="http://schemas.microsoft.com/office/2019/extlst" xmlns:r="http://schemas.openxmlformats.org/officeDocument/2006/relationships" xmlns:m="http://schemas.openxmlformats.org/officeDocument/2006/math" xmlns:v="urn:schemas-microsoft-com:vml" xmlns:wp14="http://schemas.microsoft.com/office/word/2010/wordprocessingDrawing" xmlns:wp="http://schemas.openxmlformats.org/drawingml/2006/wordprocessingDrawing" xmlns:w10="urn:schemas-microsoft-com:office:word" xmlns:w="http://schemas.openxmlformats.org/wordprocessingml/2006/main" xmlns:w14="http://schemas.microsoft.com/office/word/2010/wordml" xmlns:w15="http://schemas.microsoft.com/office/word/2012/wordml" xmlns:w16cex="http://schemas.microsoft.com/office/word/2018/wordml/cex" xmlns:w16cid="http://schemas.microsoft.com/office/word/2016/wordml/cid" xmlns:w16="http://schemas.microsoft.com/office/word/2018/wordml" xmlns:w16du="http://schemas.microsoft.com/office/word/2023/wordml/word16du" xmlns:w16sdtdh="http://schemas.microsoft.com/office/word/2020/wordml/sdtdatahash" xmlns:w16sdtfl="http://schemas.microsoft.com/office/word/2024/wordml/sdtformatlock" xmlns:w16se="http://schemas.microsoft.com/office/word/2015/wordml/symex" xmlns:wpg="http://schemas.microsoft.com/office/word/2010/wordprocessingGroup" xmlns:wpi="http://schemas.microsoft.com/office/word/2010/wordprocessingInk" xmlns:wne="http://schemas.microsoft.com/office/word/2006/wordml" xmlns:wps="http://schemas.microsoft.com/office/word/2010/wordprocessingShape" mc:Ignorable="w14 w15 w16se w16cid w16 w16cex w16sdtdh w16sdtfl w16du wp14">
   <w:body>
     <w:p>
       <w:pPr>
@@ -1790,19 +1790,8 @@
           <w:sz w:val="24"/>
           <w:szCs w:val="24"/>
         </w:rPr>
-        <w:t xml:space="preserve">Deploy to Container </w:t>
-      </w:r>
-      <w:proofErr w:type="gramStart"/>
-      <w:r>
-        <w:rPr>
-          <w:rFonts w:ascii="Calibri" w:eastAsia="Calibri" w:hAnsi="Calibri" w:cs="Calibri"/>
-          <w:color w:val="404040" w:themeColor="text1" w:themeTint="BF"/>
-          <w:sz w:val="24"/>
-          <w:szCs w:val="24"/>
-        </w:rPr>
-        <w:t>plugin</w:t>
-      </w:r>
-      <w:proofErr w:type="gramEnd"/>
+        <w:t>Deploy to Container plugin</w:t>
+      </w:r>
     </w:p>
     <w:p>
       <w:pPr>
@@ -1889,20 +1878,9 @@
           <w:sz w:val="24"/>
           <w:szCs w:val="24"/>
         </w:rPr>
-        <w:t xml:space="preserve">stage in Jenkins </w:t>
-      </w:r>
-      <w:proofErr w:type="gramStart"/>
-      <w:r>
-        <w:rPr>
-          <w:rFonts w:ascii="Calibri" w:eastAsia="Calibri" w:hAnsi="Calibri" w:cs="Calibri"/>
-          <w:color w:val="404040" w:themeColor="text1" w:themeTint="BF"/>
-          <w:sz w:val="24"/>
-          <w:szCs w:val="24"/>
-        </w:rPr>
-        <w:t>pipeline</w:t>
+        <w:t>stage in Jenkins pipeline</w:t>
       </w:r>
       <w:bookmarkEnd w:id="0"/>
-      <w:proofErr w:type="gramEnd"/>
     </w:p>
     <w:p>
       <w:pPr>
@@ -2066,17 +2044,43 @@
           <w:szCs w:val="24"/>
         </w:rPr>
       </w:pPr>
-      <w:r>
-        <w:rPr>
-          <w:rFonts w:ascii="Calibri" w:eastAsia="Calibri" w:hAnsi="Calibri" w:cs="Calibri"/>
-          <w:b/>
-          <w:bCs/>
-          <w:color w:val="404040" w:themeColor="text1" w:themeTint="BF"/>
-          <w:sz w:val="24"/>
-          <w:szCs w:val="24"/>
-        </w:rPr>
-        <w:t>sudo su</w:t>
-      </w:r>
+      <w:proofErr w:type="spellStart"/>
+      <w:r>
+        <w:rPr>
+          <w:rFonts w:ascii="Calibri" w:eastAsia="Calibri" w:hAnsi="Calibri" w:cs="Calibri"/>
+          <w:b/>
+          <w:bCs/>
+          <w:color w:val="404040" w:themeColor="text1" w:themeTint="BF"/>
+          <w:sz w:val="24"/>
+          <w:szCs w:val="24"/>
+        </w:rPr>
+        <w:t>sudo</w:t>
+      </w:r>
+      <w:proofErr w:type="spellEnd"/>
+      <w:r>
+        <w:rPr>
+          <w:rFonts w:ascii="Calibri" w:eastAsia="Calibri" w:hAnsi="Calibri" w:cs="Calibri"/>
+          <w:b/>
+          <w:bCs/>
+          <w:color w:val="404040" w:themeColor="text1" w:themeTint="BF"/>
+          <w:sz w:val="24"/>
+          <w:szCs w:val="24"/>
+        </w:rPr>
+        <w:t xml:space="preserve"> </w:t>
+      </w:r>
+      <w:proofErr w:type="spellStart"/>
+      <w:r>
+        <w:rPr>
+          <w:rFonts w:ascii="Calibri" w:eastAsia="Calibri" w:hAnsi="Calibri" w:cs="Calibri"/>
+          <w:b/>
+          <w:bCs/>
+          <w:color w:val="404040" w:themeColor="text1" w:themeTint="BF"/>
+          <w:sz w:val="24"/>
+          <w:szCs w:val="24"/>
+        </w:rPr>
+        <w:t>su</w:t>
+      </w:r>
+      <w:proofErr w:type="spellEnd"/>
     </w:p>
     <w:p>
       <w:pPr>
@@ -2842,7 +2846,33 @@
           <w:sz w:val="24"/>
           <w:szCs w:val="24"/>
         </w:rPr>
-        <w:t>vi /etc/tomcat9/tomcat-users.xml</w:t>
+        <w:t>vi /</w:t>
+      </w:r>
+      <w:proofErr w:type="spellStart"/>
+      <w:r>
+        <w:rPr>
+          <w:rFonts w:ascii="Calibri" w:eastAsia="Calibri" w:hAnsi="Calibri" w:cs="Calibri"/>
+          <w:b/>
+          <w:bCs/>
+          <w:iCs/>
+          <w:color w:val="404040" w:themeColor="text1" w:themeTint="BF"/>
+          <w:sz w:val="24"/>
+          <w:szCs w:val="24"/>
+        </w:rPr>
+        <w:t>etc</w:t>
+      </w:r>
+      <w:proofErr w:type="spellEnd"/>
+      <w:r>
+        <w:rPr>
+          <w:rFonts w:ascii="Calibri" w:eastAsia="Calibri" w:hAnsi="Calibri" w:cs="Calibri"/>
+          <w:b/>
+          <w:bCs/>
+          <w:iCs/>
+          <w:color w:val="404040" w:themeColor="text1" w:themeTint="BF"/>
+          <w:sz w:val="24"/>
+          <w:szCs w:val="24"/>
+        </w:rPr>
+        <w:t>/tomcat9/tomcat-users.xml</w:t>
       </w:r>
     </w:p>
     <w:p>
@@ -3102,6 +3132,7 @@
         </w:rPr>
         <w:t>&lt;user username="tomcat" password="password" roles="admin-</w:t>
       </w:r>
+      <w:proofErr w:type="spellStart"/>
       <w:proofErr w:type="gramStart"/>
       <w:r>
         <w:rPr>
@@ -3115,6 +3146,7 @@
         </w:rPr>
         <w:t>gui,manager</w:t>
       </w:r>
+      <w:proofErr w:type="spellEnd"/>
       <w:proofErr w:type="gramEnd"/>
       <w:r>
         <w:rPr>
@@ -3126,7 +3158,35 @@
           <w:sz w:val="24"/>
           <w:szCs w:val="24"/>
         </w:rPr>
-        <w:t>-gui,manager-script"/&gt;</w:t>
+        <w:t>-</w:t>
+      </w:r>
+      <w:proofErr w:type="spellStart"/>
+      <w:proofErr w:type="gramStart"/>
+      <w:r>
+        <w:rPr>
+          <w:rFonts w:ascii="Calibri" w:eastAsia="Calibri" w:hAnsi="Calibri" w:cs="Calibri"/>
+          <w:b/>
+          <w:bCs/>
+          <w:iCs/>
+          <w:color w:val="404040" w:themeColor="text1" w:themeTint="BF"/>
+          <w:sz w:val="24"/>
+          <w:szCs w:val="24"/>
+        </w:rPr>
+        <w:t>gui,manager</w:t>
+      </w:r>
+      <w:proofErr w:type="spellEnd"/>
+      <w:proofErr w:type="gramEnd"/>
+      <w:r>
+        <w:rPr>
+          <w:rFonts w:ascii="Calibri" w:eastAsia="Calibri" w:hAnsi="Calibri" w:cs="Calibri"/>
+          <w:b/>
+          <w:bCs/>
+          <w:iCs/>
+          <w:color w:val="404040" w:themeColor="text1" w:themeTint="BF"/>
+          <w:sz w:val="24"/>
+          <w:szCs w:val="24"/>
+        </w:rPr>
+        <w:t>-script"/&gt;</w:t>
       </w:r>
     </w:p>
     <w:p>
@@ -3370,8 +3430,21 @@
                                 <w:sz w:val="24"/>
                                 <w:szCs w:val="24"/>
                               </w:rPr>
-                              <w:t>:wq</w:t>
+                              <w:t>:</w:t>
                             </w:r>
+                            <w:proofErr w:type="spellStart"/>
+                            <w:r>
+                              <w:rPr>
+                                <w:rFonts w:ascii="Calibri" w:eastAsia="Calibri" w:hAnsi="Calibri" w:cs="Calibri"/>
+                                <w:b/>
+                                <w:bCs/>
+                                <w:color w:val="404040" w:themeColor="text1" w:themeTint="BF"/>
+                                <w:sz w:val="24"/>
+                                <w:szCs w:val="24"/>
+                              </w:rPr>
+                              <w:t>wq</w:t>
+                            </w:r>
+                            <w:proofErr w:type="spellEnd"/>
                             <w:proofErr w:type="gramEnd"/>
                             <w:r>
                               <w:rPr>
@@ -3768,7 +3841,29 @@
           <w:sz w:val="24"/>
           <w:szCs w:val="24"/>
         </w:rPr>
-        <w:t>vim /etc/tomcat9/server.xml</w:t>
+        <w:t>vim /</w:t>
+      </w:r>
+      <w:proofErr w:type="spellStart"/>
+      <w:r>
+        <w:rPr>
+          <w:rFonts w:ascii="Calibri" w:eastAsia="Calibri" w:hAnsi="Calibri" w:cs="Calibri"/>
+          <w:b/>
+          <w:color w:val="404040" w:themeColor="text1" w:themeTint="BF"/>
+          <w:sz w:val="24"/>
+          <w:szCs w:val="24"/>
+        </w:rPr>
+        <w:t>etc</w:t>
+      </w:r>
+      <w:proofErr w:type="spellEnd"/>
+      <w:r>
+        <w:rPr>
+          <w:rFonts w:ascii="Calibri" w:eastAsia="Calibri" w:hAnsi="Calibri" w:cs="Calibri"/>
+          <w:b/>
+          <w:color w:val="404040" w:themeColor="text1" w:themeTint="BF"/>
+          <w:sz w:val="24"/>
+          <w:szCs w:val="24"/>
+        </w:rPr>
+        <w:t>/tomcat9/server.xml</w:t>
       </w:r>
     </w:p>
     <w:p>
@@ -4265,8 +4360,21 @@
                                 <w:sz w:val="24"/>
                                 <w:szCs w:val="24"/>
                               </w:rPr>
-                              <w:t>:wq</w:t>
+                              <w:t>:</w:t>
                             </w:r>
+                            <w:proofErr w:type="spellStart"/>
+                            <w:r>
+                              <w:rPr>
+                                <w:rFonts w:ascii="Calibri" w:eastAsia="Calibri" w:hAnsi="Calibri" w:cs="Calibri"/>
+                                <w:b/>
+                                <w:bCs/>
+                                <w:color w:val="404040" w:themeColor="text1" w:themeTint="BF"/>
+                                <w:sz w:val="24"/>
+                                <w:szCs w:val="24"/>
+                              </w:rPr>
+                              <w:t>wq</w:t>
+                            </w:r>
+                            <w:proofErr w:type="spellEnd"/>
                             <w:proofErr w:type="gramEnd"/>
                             <w:r>
                               <w:rPr>
@@ -4574,28 +4682,661 @@
           <w:szCs w:val="24"/>
         </w:rPr>
       </w:pPr>
-      <w:r>
-        <w:rPr>
-          <w:rFonts w:ascii="Calibri" w:eastAsia="Calibri" w:hAnsi="Calibri" w:cs="Calibri"/>
-          <w:b/>
-          <w:color w:val="404040" w:themeColor="text1" w:themeTint="BF"/>
-          <w:sz w:val="24"/>
-          <w:szCs w:val="24"/>
-        </w:rPr>
-        <w:t xml:space="preserve">systemctl restart </w:t>
-      </w:r>
-      <w:proofErr w:type="gramStart"/>
-      <w:r>
-        <w:rPr>
-          <w:rFonts w:ascii="Calibri" w:eastAsia="Calibri" w:hAnsi="Calibri" w:cs="Calibri"/>
-          <w:b/>
-          <w:color w:val="404040" w:themeColor="text1" w:themeTint="BF"/>
-          <w:sz w:val="24"/>
-          <w:szCs w:val="24"/>
-        </w:rPr>
-        <w:t>tomcat9</w:t>
-      </w:r>
-      <w:proofErr w:type="gramEnd"/>
+      <w:proofErr w:type="spellStart"/>
+      <w:r>
+        <w:rPr>
+          <w:rFonts w:ascii="Calibri" w:eastAsia="Calibri" w:hAnsi="Calibri" w:cs="Calibri"/>
+          <w:b/>
+          <w:color w:val="404040" w:themeColor="text1" w:themeTint="BF"/>
+          <w:sz w:val="24"/>
+          <w:szCs w:val="24"/>
+        </w:rPr>
+        <w:t>systemctl</w:t>
+      </w:r>
+      <w:proofErr w:type="spellEnd"/>
+      <w:r>
+        <w:rPr>
+          <w:rFonts w:ascii="Calibri" w:eastAsia="Calibri" w:hAnsi="Calibri" w:cs="Calibri"/>
+          <w:b/>
+          <w:color w:val="404040" w:themeColor="text1" w:themeTint="BF"/>
+          <w:sz w:val="24"/>
+          <w:szCs w:val="24"/>
+        </w:rPr>
+        <w:t xml:space="preserve"> restart tomcat9</w:t>
+      </w:r>
+    </w:p>
+    <w:p>
+      <w:pPr>
+        <w:pBdr>
+          <w:top w:val="nil"/>
+          <w:left w:val="nil"/>
+          <w:bottom w:val="nil"/>
+          <w:right w:val="nil"/>
+          <w:between w:val="nil"/>
+        </w:pBdr>
+        <w:suppressAutoHyphens w:val="0"/>
+        <w:spacing w:line="240" w:lineRule="auto"/>
+        <w:ind w:left="720"/>
+        <w:rPr>
+          <w:rFonts w:ascii="Calibri" w:eastAsia="Calibri" w:hAnsi="Calibri" w:cs="Calibri"/>
+          <w:color w:val="404040" w:themeColor="text1" w:themeTint="BF"/>
+          <w:sz w:val="24"/>
+          <w:szCs w:val="24"/>
+        </w:rPr>
+      </w:pPr>
+    </w:p>
+    <w:p>
+      <w:pPr>
+        <w:pBdr>
+          <w:top w:val="nil"/>
+          <w:left w:val="nil"/>
+          <w:bottom w:val="nil"/>
+          <w:right w:val="nil"/>
+          <w:between w:val="nil"/>
+        </w:pBdr>
+        <w:suppressAutoHyphens w:val="0"/>
+        <w:spacing w:line="240" w:lineRule="auto"/>
+        <w:rPr>
+          <w:rFonts w:ascii="Calibri" w:eastAsia="Calibri" w:hAnsi="Calibri" w:cs="Calibri"/>
+          <w:b/>
+          <w:bCs/>
+          <w:color w:val="404040" w:themeColor="text1" w:themeTint="BF"/>
+          <w:sz w:val="24"/>
+          <w:szCs w:val="24"/>
+        </w:rPr>
+      </w:pPr>
+      <w:r>
+        <w:rPr>
+          <w:rFonts w:ascii="Calibri" w:eastAsia="Calibri" w:hAnsi="Calibri" w:cs="Calibri"/>
+          <w:b/>
+          <w:bCs/>
+          <w:color w:val="404040" w:themeColor="text1" w:themeTint="BF"/>
+          <w:sz w:val="24"/>
+          <w:szCs w:val="24"/>
+        </w:rPr>
+        <w:t>RUN FOLLOWING COMMANDS</w:t>
+      </w:r>
+    </w:p>
+    <w:p>
+      <w:pPr>
+        <w:pBdr>
+          <w:top w:val="nil"/>
+          <w:left w:val="nil"/>
+          <w:bottom w:val="nil"/>
+          <w:right w:val="nil"/>
+          <w:between w:val="nil"/>
+        </w:pBdr>
+        <w:suppressAutoHyphens w:val="0"/>
+        <w:spacing w:line="240" w:lineRule="auto"/>
+        <w:rPr>
+          <w:rFonts w:ascii="Calibri" w:eastAsia="Calibri" w:hAnsi="Calibri" w:cs="Calibri"/>
+          <w:color w:val="404040" w:themeColor="text1" w:themeTint="BF"/>
+          <w:sz w:val="24"/>
+          <w:szCs w:val="24"/>
+        </w:rPr>
+      </w:pPr>
+    </w:p>
+    <w:p>
+      <w:pPr>
+        <w:pBdr>
+          <w:top w:val="nil"/>
+          <w:left w:val="nil"/>
+          <w:bottom w:val="nil"/>
+          <w:right w:val="nil"/>
+          <w:between w:val="nil"/>
+        </w:pBdr>
+        <w:suppressAutoHyphens w:val="0"/>
+        <w:spacing w:line="240" w:lineRule="auto"/>
+        <w:ind w:firstLine="720"/>
+        <w:rPr>
+          <w:rFonts w:ascii="Calibri" w:eastAsia="Calibri" w:hAnsi="Calibri" w:cs="Calibri"/>
+          <w:b/>
+          <w:bCs/>
+          <w:color w:val="404040" w:themeColor="text1" w:themeTint="BF"/>
+          <w:sz w:val="24"/>
+          <w:szCs w:val="24"/>
+        </w:rPr>
+      </w:pPr>
+      <w:proofErr w:type="spellStart"/>
+      <w:r>
+        <w:rPr>
+          <w:rFonts w:ascii="Calibri" w:eastAsia="Calibri" w:hAnsi="Calibri" w:cs="Calibri"/>
+          <w:b/>
+          <w:bCs/>
+          <w:color w:val="404040" w:themeColor="text1" w:themeTint="BF"/>
+          <w:sz w:val="24"/>
+          <w:szCs w:val="24"/>
+        </w:rPr>
+        <w:t>sudo</w:t>
+      </w:r>
+      <w:proofErr w:type="spellEnd"/>
+      <w:r>
+        <w:rPr>
+          <w:rFonts w:ascii="Calibri" w:eastAsia="Calibri" w:hAnsi="Calibri" w:cs="Calibri"/>
+          <w:b/>
+          <w:bCs/>
+          <w:color w:val="404040" w:themeColor="text1" w:themeTint="BF"/>
+          <w:sz w:val="24"/>
+          <w:szCs w:val="24"/>
+        </w:rPr>
+        <w:t xml:space="preserve"> nano /</w:t>
+      </w:r>
+      <w:proofErr w:type="spellStart"/>
+      <w:r>
+        <w:rPr>
+          <w:rFonts w:ascii="Calibri" w:eastAsia="Calibri" w:hAnsi="Calibri" w:cs="Calibri"/>
+          <w:b/>
+          <w:bCs/>
+          <w:color w:val="404040" w:themeColor="text1" w:themeTint="BF"/>
+          <w:sz w:val="24"/>
+          <w:szCs w:val="24"/>
+        </w:rPr>
+        <w:t>etc</w:t>
+      </w:r>
+      <w:proofErr w:type="spellEnd"/>
+      <w:r>
+        <w:rPr>
+          <w:rFonts w:ascii="Calibri" w:eastAsia="Calibri" w:hAnsi="Calibri" w:cs="Calibri"/>
+          <w:b/>
+          <w:bCs/>
+          <w:color w:val="404040" w:themeColor="text1" w:themeTint="BF"/>
+          <w:sz w:val="24"/>
+          <w:szCs w:val="24"/>
+        </w:rPr>
+        <w:t>/default/tomcat9</w:t>
+      </w:r>
+    </w:p>
+    <w:p>
+      <w:pPr>
+        <w:pBdr>
+          <w:top w:val="nil"/>
+          <w:left w:val="nil"/>
+          <w:bottom w:val="nil"/>
+          <w:right w:val="nil"/>
+          <w:between w:val="nil"/>
+        </w:pBdr>
+        <w:suppressAutoHyphens w:val="0"/>
+        <w:spacing w:line="240" w:lineRule="auto"/>
+        <w:rPr>
+          <w:rFonts w:ascii="Calibri" w:eastAsia="Calibri" w:hAnsi="Calibri" w:cs="Calibri"/>
+          <w:color w:val="404040" w:themeColor="text1" w:themeTint="BF"/>
+          <w:sz w:val="24"/>
+          <w:szCs w:val="24"/>
+        </w:rPr>
+      </w:pPr>
+    </w:p>
+    <w:p>
+      <w:pPr>
+        <w:pBdr>
+          <w:top w:val="nil"/>
+          <w:left w:val="nil"/>
+          <w:bottom w:val="nil"/>
+          <w:right w:val="nil"/>
+          <w:between w:val="nil"/>
+        </w:pBdr>
+        <w:suppressAutoHyphens w:val="0"/>
+        <w:spacing w:line="240" w:lineRule="auto"/>
+        <w:rPr>
+          <w:rFonts w:ascii="Calibri" w:eastAsia="Calibri" w:hAnsi="Calibri" w:cs="Calibri"/>
+          <w:color w:val="404040" w:themeColor="text1" w:themeTint="BF"/>
+          <w:sz w:val="24"/>
+          <w:szCs w:val="24"/>
+        </w:rPr>
+      </w:pPr>
+      <w:r>
+        <w:rPr>
+          <w:rFonts w:ascii="Calibri" w:eastAsia="Calibri" w:hAnsi="Calibri" w:cs="Calibri"/>
+          <w:color w:val="404040" w:themeColor="text1" w:themeTint="BF"/>
+          <w:sz w:val="24"/>
+          <w:szCs w:val="24"/>
+        </w:rPr>
+        <w:t xml:space="preserve">add following line in this file </w:t>
+      </w:r>
+    </w:p>
+    <w:p>
+      <w:pPr>
+        <w:pBdr>
+          <w:top w:val="nil"/>
+          <w:left w:val="nil"/>
+          <w:bottom w:val="nil"/>
+          <w:right w:val="nil"/>
+          <w:between w:val="nil"/>
+        </w:pBdr>
+        <w:suppressAutoHyphens w:val="0"/>
+        <w:spacing w:line="240" w:lineRule="auto"/>
+        <w:rPr>
+          <w:rFonts w:ascii="Calibri" w:eastAsia="Calibri" w:hAnsi="Calibri" w:cs="Calibri"/>
+          <w:color w:val="404040" w:themeColor="text1" w:themeTint="BF"/>
+          <w:sz w:val="24"/>
+          <w:szCs w:val="24"/>
+        </w:rPr>
+      </w:pPr>
+    </w:p>
+    <w:p>
+      <w:pPr>
+        <w:pBdr>
+          <w:top w:val="nil"/>
+          <w:left w:val="nil"/>
+          <w:bottom w:val="nil"/>
+          <w:right w:val="nil"/>
+          <w:between w:val="nil"/>
+        </w:pBdr>
+        <w:suppressAutoHyphens w:val="0"/>
+        <w:spacing w:line="240" w:lineRule="auto"/>
+        <w:ind w:firstLine="720"/>
+        <w:rPr>
+          <w:rFonts w:ascii="Calibri" w:eastAsia="Calibri" w:hAnsi="Calibri" w:cs="Calibri"/>
+          <w:b/>
+          <w:bCs/>
+          <w:color w:val="404040" w:themeColor="text1" w:themeTint="BF"/>
+          <w:sz w:val="24"/>
+          <w:szCs w:val="24"/>
+        </w:rPr>
+      </w:pPr>
+      <w:r>
+        <w:rPr>
+          <w:rFonts w:ascii="Calibri" w:eastAsia="Calibri" w:hAnsi="Calibri" w:cs="Calibri"/>
+          <w:b/>
+          <w:bCs/>
+          <w:color w:val="404040" w:themeColor="text1" w:themeTint="BF"/>
+          <w:sz w:val="24"/>
+          <w:szCs w:val="24"/>
+        </w:rPr>
+        <w:t>JAVA_HOME=/</w:t>
+      </w:r>
+      <w:proofErr w:type="spellStart"/>
+      <w:r>
+        <w:rPr>
+          <w:rFonts w:ascii="Calibri" w:eastAsia="Calibri" w:hAnsi="Calibri" w:cs="Calibri"/>
+          <w:b/>
+          <w:bCs/>
+          <w:color w:val="404040" w:themeColor="text1" w:themeTint="BF"/>
+          <w:sz w:val="24"/>
+          <w:szCs w:val="24"/>
+        </w:rPr>
+        <w:t>usr</w:t>
+      </w:r>
+      <w:proofErr w:type="spellEnd"/>
+      <w:r>
+        <w:rPr>
+          <w:rFonts w:ascii="Calibri" w:eastAsia="Calibri" w:hAnsi="Calibri" w:cs="Calibri"/>
+          <w:b/>
+          <w:bCs/>
+          <w:color w:val="404040" w:themeColor="text1" w:themeTint="BF"/>
+          <w:sz w:val="24"/>
+          <w:szCs w:val="24"/>
+        </w:rPr>
+        <w:t>/lib/</w:t>
+      </w:r>
+      <w:proofErr w:type="spellStart"/>
+      <w:r>
+        <w:rPr>
+          <w:rFonts w:ascii="Calibri" w:eastAsia="Calibri" w:hAnsi="Calibri" w:cs="Calibri"/>
+          <w:b/>
+          <w:bCs/>
+          <w:color w:val="404040" w:themeColor="text1" w:themeTint="BF"/>
+          <w:sz w:val="24"/>
+          <w:szCs w:val="24"/>
+        </w:rPr>
+        <w:t>jvm</w:t>
+      </w:r>
+      <w:proofErr w:type="spellEnd"/>
+      <w:r>
+        <w:rPr>
+          <w:rFonts w:ascii="Calibri" w:eastAsia="Calibri" w:hAnsi="Calibri" w:cs="Calibri"/>
+          <w:b/>
+          <w:bCs/>
+          <w:color w:val="404040" w:themeColor="text1" w:themeTint="BF"/>
+          <w:sz w:val="24"/>
+          <w:szCs w:val="24"/>
+        </w:rPr>
+        <w:t>/java-21-openjdk-arm64</w:t>
+      </w:r>
+    </w:p>
+    <w:p>
+      <w:pPr>
+        <w:pBdr>
+          <w:top w:val="nil"/>
+          <w:left w:val="nil"/>
+          <w:bottom w:val="nil"/>
+          <w:right w:val="nil"/>
+          <w:between w:val="nil"/>
+        </w:pBdr>
+        <w:suppressAutoHyphens w:val="0"/>
+        <w:spacing w:line="240" w:lineRule="auto"/>
+        <w:rPr>
+          <w:rFonts w:ascii="Calibri" w:eastAsia="Calibri" w:hAnsi="Calibri" w:cs="Calibri"/>
+          <w:color w:val="404040" w:themeColor="text1" w:themeTint="BF"/>
+          <w:sz w:val="24"/>
+          <w:szCs w:val="24"/>
+        </w:rPr>
+      </w:pPr>
+    </w:p>
+    <w:p>
+      <w:pPr>
+        <w:pBdr>
+          <w:top w:val="nil"/>
+          <w:left w:val="nil"/>
+          <w:bottom w:val="nil"/>
+          <w:right w:val="nil"/>
+          <w:between w:val="nil"/>
+        </w:pBdr>
+        <w:suppressAutoHyphens w:val="0"/>
+        <w:spacing w:line="240" w:lineRule="auto"/>
+        <w:rPr>
+          <w:rFonts w:ascii="Calibri" w:eastAsia="Calibri" w:hAnsi="Calibri" w:cs="Calibri"/>
+          <w:color w:val="404040" w:themeColor="text1" w:themeTint="BF"/>
+          <w:sz w:val="24"/>
+          <w:szCs w:val="24"/>
+        </w:rPr>
+      </w:pPr>
+      <w:r>
+        <w:rPr>
+          <w:rFonts w:ascii="Calibri" w:eastAsia="Calibri" w:hAnsi="Calibri" w:cs="Calibri"/>
+          <w:color w:val="404040" w:themeColor="text1" w:themeTint="BF"/>
+          <w:sz w:val="24"/>
+          <w:szCs w:val="24"/>
+        </w:rPr>
+        <w:t>And then run following commands</w:t>
+      </w:r>
+    </w:p>
+    <w:p>
+      <w:pPr>
+        <w:pBdr>
+          <w:top w:val="nil"/>
+          <w:left w:val="nil"/>
+          <w:bottom w:val="nil"/>
+          <w:right w:val="nil"/>
+          <w:between w:val="nil"/>
+        </w:pBdr>
+        <w:suppressAutoHyphens w:val="0"/>
+        <w:spacing w:line="240" w:lineRule="auto"/>
+        <w:rPr>
+          <w:rFonts w:ascii="Calibri" w:eastAsia="Calibri" w:hAnsi="Calibri" w:cs="Calibri"/>
+          <w:color w:val="404040" w:themeColor="text1" w:themeTint="BF"/>
+          <w:sz w:val="24"/>
+          <w:szCs w:val="24"/>
+        </w:rPr>
+      </w:pPr>
+    </w:p>
+    <w:p>
+      <w:pPr>
+        <w:pBdr>
+          <w:top w:val="nil"/>
+          <w:left w:val="nil"/>
+          <w:bottom w:val="nil"/>
+          <w:right w:val="nil"/>
+          <w:between w:val="nil"/>
+        </w:pBdr>
+        <w:suppressAutoHyphens w:val="0"/>
+        <w:spacing w:line="240" w:lineRule="auto"/>
+        <w:ind w:left="720"/>
+        <w:rPr>
+          <w:rFonts w:ascii="Calibri" w:eastAsia="Calibri" w:hAnsi="Calibri" w:cs="Calibri"/>
+          <w:b/>
+          <w:color w:val="404040" w:themeColor="text1" w:themeTint="BF"/>
+          <w:sz w:val="24"/>
+          <w:szCs w:val="24"/>
+        </w:rPr>
+      </w:pPr>
+      <w:proofErr w:type="spellStart"/>
+      <w:r>
+        <w:rPr>
+          <w:rFonts w:ascii="Calibri" w:eastAsia="Calibri" w:hAnsi="Calibri" w:cs="Calibri"/>
+          <w:b/>
+          <w:color w:val="404040" w:themeColor="text1" w:themeTint="BF"/>
+          <w:sz w:val="24"/>
+          <w:szCs w:val="24"/>
+        </w:rPr>
+        <w:t>sudo</w:t>
+      </w:r>
+      <w:proofErr w:type="spellEnd"/>
+      <w:r>
+        <w:rPr>
+          <w:rFonts w:ascii="Calibri" w:eastAsia="Calibri" w:hAnsi="Calibri" w:cs="Calibri"/>
+          <w:b/>
+          <w:color w:val="404040" w:themeColor="text1" w:themeTint="BF"/>
+          <w:sz w:val="24"/>
+          <w:szCs w:val="24"/>
+        </w:rPr>
+        <w:t xml:space="preserve"> </w:t>
+      </w:r>
+      <w:proofErr w:type="spellStart"/>
+      <w:r>
+        <w:rPr>
+          <w:rFonts w:ascii="Calibri" w:eastAsia="Calibri" w:hAnsi="Calibri" w:cs="Calibri"/>
+          <w:b/>
+          <w:color w:val="404040" w:themeColor="text1" w:themeTint="BF"/>
+          <w:sz w:val="24"/>
+          <w:szCs w:val="24"/>
+        </w:rPr>
+        <w:t>systemctl</w:t>
+      </w:r>
+      <w:proofErr w:type="spellEnd"/>
+      <w:r>
+        <w:rPr>
+          <w:rFonts w:ascii="Calibri" w:eastAsia="Calibri" w:hAnsi="Calibri" w:cs="Calibri"/>
+          <w:b/>
+          <w:color w:val="404040" w:themeColor="text1" w:themeTint="BF"/>
+          <w:sz w:val="24"/>
+          <w:szCs w:val="24"/>
+        </w:rPr>
+        <w:t xml:space="preserve"> daemon-</w:t>
+      </w:r>
+      <w:proofErr w:type="spellStart"/>
+      <w:r>
+        <w:rPr>
+          <w:rFonts w:ascii="Calibri" w:eastAsia="Calibri" w:hAnsi="Calibri" w:cs="Calibri"/>
+          <w:b/>
+          <w:color w:val="404040" w:themeColor="text1" w:themeTint="BF"/>
+          <w:sz w:val="24"/>
+          <w:szCs w:val="24"/>
+        </w:rPr>
+        <w:t>reexec</w:t>
+      </w:r>
+      <w:proofErr w:type="spellEnd"/>
+      <w:r>
+        <w:rPr>
+          <w:rFonts w:ascii="Calibri" w:eastAsia="Calibri" w:hAnsi="Calibri" w:cs="Calibri"/>
+          <w:b/>
+          <w:color w:val="404040" w:themeColor="text1" w:themeTint="BF"/>
+          <w:sz w:val="24"/>
+          <w:szCs w:val="24"/>
+        </w:rPr>
+        <w:br/>
+      </w:r>
+      <w:proofErr w:type="spellStart"/>
+      <w:r>
+        <w:rPr>
+          <w:rFonts w:ascii="Calibri" w:eastAsia="Calibri" w:hAnsi="Calibri" w:cs="Calibri"/>
+          <w:b/>
+          <w:color w:val="404040" w:themeColor="text1" w:themeTint="BF"/>
+          <w:sz w:val="24"/>
+          <w:szCs w:val="24"/>
+        </w:rPr>
+        <w:t>sudo</w:t>
+      </w:r>
+      <w:proofErr w:type="spellEnd"/>
+      <w:r>
+        <w:rPr>
+          <w:rFonts w:ascii="Calibri" w:eastAsia="Calibri" w:hAnsi="Calibri" w:cs="Calibri"/>
+          <w:b/>
+          <w:color w:val="404040" w:themeColor="text1" w:themeTint="BF"/>
+          <w:sz w:val="24"/>
+          <w:szCs w:val="24"/>
+        </w:rPr>
+        <w:t xml:space="preserve"> </w:t>
+      </w:r>
+      <w:proofErr w:type="spellStart"/>
+      <w:r>
+        <w:rPr>
+          <w:rFonts w:ascii="Calibri" w:eastAsia="Calibri" w:hAnsi="Calibri" w:cs="Calibri"/>
+          <w:b/>
+          <w:color w:val="404040" w:themeColor="text1" w:themeTint="BF"/>
+          <w:sz w:val="24"/>
+          <w:szCs w:val="24"/>
+        </w:rPr>
+        <w:t>systemctl</w:t>
+      </w:r>
+      <w:proofErr w:type="spellEnd"/>
+      <w:r>
+        <w:rPr>
+          <w:rFonts w:ascii="Calibri" w:eastAsia="Calibri" w:hAnsi="Calibri" w:cs="Calibri"/>
+          <w:b/>
+          <w:color w:val="404040" w:themeColor="text1" w:themeTint="BF"/>
+          <w:sz w:val="24"/>
+          <w:szCs w:val="24"/>
+        </w:rPr>
+        <w:t xml:space="preserve"> daemon-reload</w:t>
+      </w:r>
+      <w:r>
+        <w:rPr>
+          <w:rFonts w:ascii="Calibri" w:eastAsia="Calibri" w:hAnsi="Calibri" w:cs="Calibri"/>
+          <w:b/>
+          <w:color w:val="404040" w:themeColor="text1" w:themeTint="BF"/>
+          <w:sz w:val="24"/>
+          <w:szCs w:val="24"/>
+        </w:rPr>
+        <w:br/>
+      </w:r>
+      <w:proofErr w:type="spellStart"/>
+      <w:r>
+        <w:rPr>
+          <w:rFonts w:ascii="Calibri" w:eastAsia="Calibri" w:hAnsi="Calibri" w:cs="Calibri"/>
+          <w:b/>
+          <w:color w:val="404040" w:themeColor="text1" w:themeTint="BF"/>
+          <w:sz w:val="24"/>
+          <w:szCs w:val="24"/>
+        </w:rPr>
+        <w:t>sudo</w:t>
+      </w:r>
+      <w:proofErr w:type="spellEnd"/>
+      <w:r>
+        <w:rPr>
+          <w:rFonts w:ascii="Calibri" w:eastAsia="Calibri" w:hAnsi="Calibri" w:cs="Calibri"/>
+          <w:b/>
+          <w:color w:val="404040" w:themeColor="text1" w:themeTint="BF"/>
+          <w:sz w:val="24"/>
+          <w:szCs w:val="24"/>
+        </w:rPr>
+        <w:t xml:space="preserve"> </w:t>
+      </w:r>
+      <w:proofErr w:type="spellStart"/>
+      <w:r>
+        <w:rPr>
+          <w:rFonts w:ascii="Calibri" w:eastAsia="Calibri" w:hAnsi="Calibri" w:cs="Calibri"/>
+          <w:b/>
+          <w:color w:val="404040" w:themeColor="text1" w:themeTint="BF"/>
+          <w:sz w:val="24"/>
+          <w:szCs w:val="24"/>
+        </w:rPr>
+        <w:t>systemctl</w:t>
+      </w:r>
+      <w:proofErr w:type="spellEnd"/>
+      <w:r>
+        <w:rPr>
+          <w:rFonts w:ascii="Calibri" w:eastAsia="Calibri" w:hAnsi="Calibri" w:cs="Calibri"/>
+          <w:b/>
+          <w:color w:val="404040" w:themeColor="text1" w:themeTint="BF"/>
+          <w:sz w:val="24"/>
+          <w:szCs w:val="24"/>
+        </w:rPr>
+        <w:t xml:space="preserve"> restart tomcat9</w:t>
+      </w:r>
+      <w:r>
+        <w:rPr>
+          <w:rFonts w:ascii="Calibri" w:eastAsia="Calibri" w:hAnsi="Calibri" w:cs="Calibri"/>
+          <w:b/>
+          <w:color w:val="404040" w:themeColor="text1" w:themeTint="BF"/>
+          <w:sz w:val="24"/>
+          <w:szCs w:val="24"/>
+        </w:rPr>
+        <w:br/>
+      </w:r>
+      <w:proofErr w:type="spellStart"/>
+      <w:r>
+        <w:rPr>
+          <w:rFonts w:ascii="Calibri" w:eastAsia="Calibri" w:hAnsi="Calibri" w:cs="Calibri"/>
+          <w:b/>
+          <w:color w:val="404040" w:themeColor="text1" w:themeTint="BF"/>
+          <w:sz w:val="24"/>
+          <w:szCs w:val="24"/>
+        </w:rPr>
+        <w:t>sudo</w:t>
+      </w:r>
+      <w:proofErr w:type="spellEnd"/>
+      <w:r>
+        <w:rPr>
+          <w:rFonts w:ascii="Calibri" w:eastAsia="Calibri" w:hAnsi="Calibri" w:cs="Calibri"/>
+          <w:b/>
+          <w:color w:val="404040" w:themeColor="text1" w:themeTint="BF"/>
+          <w:sz w:val="24"/>
+          <w:szCs w:val="24"/>
+        </w:rPr>
+        <w:t xml:space="preserve"> </w:t>
+      </w:r>
+      <w:proofErr w:type="spellStart"/>
+      <w:r>
+        <w:rPr>
+          <w:rFonts w:ascii="Calibri" w:eastAsia="Calibri" w:hAnsi="Calibri" w:cs="Calibri"/>
+          <w:b/>
+          <w:color w:val="404040" w:themeColor="text1" w:themeTint="BF"/>
+          <w:sz w:val="24"/>
+          <w:szCs w:val="24"/>
+        </w:rPr>
+        <w:t>systemctl</w:t>
+      </w:r>
+      <w:proofErr w:type="spellEnd"/>
+      <w:r>
+        <w:rPr>
+          <w:rFonts w:ascii="Calibri" w:eastAsia="Calibri" w:hAnsi="Calibri" w:cs="Calibri"/>
+          <w:b/>
+          <w:color w:val="404040" w:themeColor="text1" w:themeTint="BF"/>
+          <w:sz w:val="24"/>
+          <w:szCs w:val="24"/>
+        </w:rPr>
+        <w:t xml:space="preserve"> status tomcat9</w:t>
+      </w:r>
+    </w:p>
+    <w:p>
+      <w:pPr>
+        <w:pBdr>
+          <w:top w:val="nil"/>
+          <w:left w:val="nil"/>
+          <w:bottom w:val="nil"/>
+          <w:right w:val="nil"/>
+          <w:between w:val="nil"/>
+        </w:pBdr>
+        <w:suppressAutoHyphens w:val="0"/>
+        <w:spacing w:line="240" w:lineRule="auto"/>
+        <w:ind w:left="720"/>
+        <w:rPr>
+          <w:rFonts w:ascii="Calibri" w:eastAsia="Calibri" w:hAnsi="Calibri" w:cs="Calibri"/>
+          <w:color w:val="404040" w:themeColor="text1" w:themeTint="BF"/>
+          <w:sz w:val="24"/>
+          <w:szCs w:val="24"/>
+        </w:rPr>
+      </w:pPr>
+    </w:p>
+    <w:p>
+      <w:pPr>
+        <w:pBdr>
+          <w:top w:val="nil"/>
+          <w:left w:val="nil"/>
+          <w:bottom w:val="nil"/>
+          <w:right w:val="nil"/>
+          <w:between w:val="nil"/>
+        </w:pBdr>
+        <w:suppressAutoHyphens w:val="0"/>
+        <w:spacing w:line="240" w:lineRule="auto"/>
+        <w:ind w:left="720"/>
+        <w:rPr>
+          <w:rFonts w:ascii="Calibri" w:eastAsia="Calibri" w:hAnsi="Calibri" w:cs="Calibri"/>
+          <w:color w:val="404040" w:themeColor="text1" w:themeTint="BF"/>
+          <w:sz w:val="24"/>
+          <w:szCs w:val="24"/>
+        </w:rPr>
+      </w:pPr>
     </w:p>
     <w:p>
       <w:pPr>
@@ -4776,7 +5517,6 @@
         </w:rPr>
         <w:t xml:space="preserve"> and access </w:t>
       </w:r>
-      <w:proofErr w:type="gramStart"/>
       <w:r>
         <w:rPr>
           <w:rFonts w:ascii="Calibri" w:eastAsia="Calibri" w:hAnsi="Calibri" w:cs="Calibri"/>
@@ -4795,7 +5535,6 @@
         </w:rPr>
         <w:t>omcat</w:t>
       </w:r>
-      <w:proofErr w:type="gramEnd"/>
     </w:p>
     <w:p>
       <w:pPr>
@@ -4936,346 +5675,6 @@
     </w:p>
     <w:p>
       <w:pPr>
-        <w:pBdr>
-          <w:top w:val="nil"/>
-          <w:left w:val="nil"/>
-          <w:bottom w:val="nil"/>
-          <w:right w:val="nil"/>
-          <w:between w:val="nil"/>
-        </w:pBdr>
-        <w:suppressAutoHyphens w:val="0"/>
-        <w:spacing w:line="240" w:lineRule="auto"/>
-        <w:ind w:left="720"/>
-        <w:rPr>
-          <w:rFonts w:ascii="Calibri" w:eastAsia="Calibri" w:hAnsi="Calibri" w:cs="Calibri"/>
-          <w:color w:val="404040" w:themeColor="text1" w:themeTint="BF"/>
-          <w:sz w:val="24"/>
-          <w:szCs w:val="24"/>
-        </w:rPr>
-      </w:pPr>
-    </w:p>
-    <w:p>
-      <w:pPr>
-        <w:pBdr>
-          <w:top w:val="nil"/>
-          <w:left w:val="nil"/>
-          <w:bottom w:val="nil"/>
-          <w:right w:val="nil"/>
-          <w:between w:val="nil"/>
-        </w:pBdr>
-        <w:suppressAutoHyphens w:val="0"/>
-        <w:spacing w:line="240" w:lineRule="auto"/>
-        <w:ind w:left="720"/>
-        <w:rPr>
-          <w:rFonts w:ascii="Calibri" w:eastAsia="Calibri" w:hAnsi="Calibri" w:cs="Calibri"/>
-          <w:color w:val="404040" w:themeColor="text1" w:themeTint="BF"/>
-          <w:sz w:val="24"/>
-          <w:szCs w:val="24"/>
-        </w:rPr>
-      </w:pPr>
-    </w:p>
-    <w:p>
-      <w:pPr>
-        <w:pBdr>
-          <w:top w:val="nil"/>
-          <w:left w:val="nil"/>
-          <w:bottom w:val="nil"/>
-          <w:right w:val="nil"/>
-          <w:between w:val="nil"/>
-        </w:pBdr>
-        <w:suppressAutoHyphens w:val="0"/>
-        <w:spacing w:line="240" w:lineRule="auto"/>
-        <w:ind w:left="720"/>
-        <w:rPr>
-          <w:rFonts w:ascii="Calibri" w:eastAsia="Calibri" w:hAnsi="Calibri" w:cs="Calibri"/>
-          <w:color w:val="404040" w:themeColor="text1" w:themeTint="BF"/>
-          <w:sz w:val="24"/>
-          <w:szCs w:val="24"/>
-        </w:rPr>
-      </w:pPr>
-    </w:p>
-    <w:p>
-      <w:pPr>
-        <w:pBdr>
-          <w:top w:val="nil"/>
-          <w:left w:val="nil"/>
-          <w:bottom w:val="nil"/>
-          <w:right w:val="nil"/>
-          <w:between w:val="nil"/>
-        </w:pBdr>
-        <w:suppressAutoHyphens w:val="0"/>
-        <w:spacing w:line="240" w:lineRule="auto"/>
-        <w:ind w:left="720"/>
-        <w:rPr>
-          <w:rFonts w:ascii="Calibri" w:eastAsia="Calibri" w:hAnsi="Calibri" w:cs="Calibri"/>
-          <w:color w:val="404040" w:themeColor="text1" w:themeTint="BF"/>
-          <w:sz w:val="24"/>
-          <w:szCs w:val="24"/>
-        </w:rPr>
-      </w:pPr>
-    </w:p>
-    <w:p>
-      <w:pPr>
-        <w:pBdr>
-          <w:top w:val="nil"/>
-          <w:left w:val="nil"/>
-          <w:bottom w:val="nil"/>
-          <w:right w:val="nil"/>
-          <w:between w:val="nil"/>
-        </w:pBdr>
-        <w:suppressAutoHyphens w:val="0"/>
-        <w:spacing w:line="240" w:lineRule="auto"/>
-        <w:ind w:left="720"/>
-        <w:rPr>
-          <w:rFonts w:ascii="Calibri" w:eastAsia="Calibri" w:hAnsi="Calibri" w:cs="Calibri"/>
-          <w:color w:val="404040" w:themeColor="text1" w:themeTint="BF"/>
-          <w:sz w:val="24"/>
-          <w:szCs w:val="24"/>
-        </w:rPr>
-      </w:pPr>
-    </w:p>
-    <w:p>
-      <w:pPr>
-        <w:pBdr>
-          <w:top w:val="nil"/>
-          <w:left w:val="nil"/>
-          <w:bottom w:val="nil"/>
-          <w:right w:val="nil"/>
-          <w:between w:val="nil"/>
-        </w:pBdr>
-        <w:suppressAutoHyphens w:val="0"/>
-        <w:spacing w:line="240" w:lineRule="auto"/>
-        <w:ind w:left="720"/>
-        <w:rPr>
-          <w:rFonts w:ascii="Calibri" w:eastAsia="Calibri" w:hAnsi="Calibri" w:cs="Calibri"/>
-          <w:color w:val="404040" w:themeColor="text1" w:themeTint="BF"/>
-          <w:sz w:val="24"/>
-          <w:szCs w:val="24"/>
-        </w:rPr>
-      </w:pPr>
-    </w:p>
-    <w:p>
-      <w:pPr>
-        <w:pBdr>
-          <w:top w:val="nil"/>
-          <w:left w:val="nil"/>
-          <w:bottom w:val="nil"/>
-          <w:right w:val="nil"/>
-          <w:between w:val="nil"/>
-        </w:pBdr>
-        <w:suppressAutoHyphens w:val="0"/>
-        <w:spacing w:line="240" w:lineRule="auto"/>
-        <w:ind w:left="720"/>
-        <w:rPr>
-          <w:rFonts w:ascii="Calibri" w:eastAsia="Calibri" w:hAnsi="Calibri" w:cs="Calibri"/>
-          <w:color w:val="404040" w:themeColor="text1" w:themeTint="BF"/>
-          <w:sz w:val="24"/>
-          <w:szCs w:val="24"/>
-        </w:rPr>
-      </w:pPr>
-    </w:p>
-    <w:p>
-      <w:pPr>
-        <w:pBdr>
-          <w:top w:val="nil"/>
-          <w:left w:val="nil"/>
-          <w:bottom w:val="nil"/>
-          <w:right w:val="nil"/>
-          <w:between w:val="nil"/>
-        </w:pBdr>
-        <w:suppressAutoHyphens w:val="0"/>
-        <w:spacing w:line="240" w:lineRule="auto"/>
-        <w:ind w:left="720"/>
-        <w:rPr>
-          <w:rFonts w:ascii="Calibri" w:eastAsia="Calibri" w:hAnsi="Calibri" w:cs="Calibri"/>
-          <w:color w:val="404040" w:themeColor="text1" w:themeTint="BF"/>
-          <w:sz w:val="24"/>
-          <w:szCs w:val="24"/>
-        </w:rPr>
-      </w:pPr>
-    </w:p>
-    <w:p>
-      <w:pPr>
-        <w:pBdr>
-          <w:top w:val="nil"/>
-          <w:left w:val="nil"/>
-          <w:bottom w:val="nil"/>
-          <w:right w:val="nil"/>
-          <w:between w:val="nil"/>
-        </w:pBdr>
-        <w:suppressAutoHyphens w:val="0"/>
-        <w:spacing w:line="240" w:lineRule="auto"/>
-        <w:ind w:left="720"/>
-        <w:rPr>
-          <w:rFonts w:ascii="Calibri" w:eastAsia="Calibri" w:hAnsi="Calibri" w:cs="Calibri"/>
-          <w:color w:val="404040" w:themeColor="text1" w:themeTint="BF"/>
-          <w:sz w:val="24"/>
-          <w:szCs w:val="24"/>
-        </w:rPr>
-      </w:pPr>
-    </w:p>
-    <w:p>
-      <w:pPr>
-        <w:pBdr>
-          <w:top w:val="nil"/>
-          <w:left w:val="nil"/>
-          <w:bottom w:val="nil"/>
-          <w:right w:val="nil"/>
-          <w:between w:val="nil"/>
-        </w:pBdr>
-        <w:suppressAutoHyphens w:val="0"/>
-        <w:spacing w:line="240" w:lineRule="auto"/>
-        <w:ind w:left="720"/>
-        <w:rPr>
-          <w:rFonts w:ascii="Calibri" w:eastAsia="Calibri" w:hAnsi="Calibri" w:cs="Calibri"/>
-          <w:color w:val="404040" w:themeColor="text1" w:themeTint="BF"/>
-          <w:sz w:val="24"/>
-          <w:szCs w:val="24"/>
-        </w:rPr>
-      </w:pPr>
-    </w:p>
-    <w:p>
-      <w:pPr>
-        <w:pBdr>
-          <w:top w:val="nil"/>
-          <w:left w:val="nil"/>
-          <w:bottom w:val="nil"/>
-          <w:right w:val="nil"/>
-          <w:between w:val="nil"/>
-        </w:pBdr>
-        <w:suppressAutoHyphens w:val="0"/>
-        <w:spacing w:line="240" w:lineRule="auto"/>
-        <w:ind w:left="720"/>
-        <w:rPr>
-          <w:rFonts w:ascii="Calibri" w:eastAsia="Calibri" w:hAnsi="Calibri" w:cs="Calibri"/>
-          <w:color w:val="404040" w:themeColor="text1" w:themeTint="BF"/>
-          <w:sz w:val="24"/>
-          <w:szCs w:val="24"/>
-        </w:rPr>
-      </w:pPr>
-    </w:p>
-    <w:p>
-      <w:pPr>
-        <w:pBdr>
-          <w:top w:val="nil"/>
-          <w:left w:val="nil"/>
-          <w:bottom w:val="nil"/>
-          <w:right w:val="nil"/>
-          <w:between w:val="nil"/>
-        </w:pBdr>
-        <w:suppressAutoHyphens w:val="0"/>
-        <w:spacing w:line="240" w:lineRule="auto"/>
-        <w:ind w:left="720"/>
-        <w:rPr>
-          <w:rFonts w:ascii="Calibri" w:eastAsia="Calibri" w:hAnsi="Calibri" w:cs="Calibri"/>
-          <w:color w:val="404040" w:themeColor="text1" w:themeTint="BF"/>
-          <w:sz w:val="24"/>
-          <w:szCs w:val="24"/>
-        </w:rPr>
-      </w:pPr>
-    </w:p>
-    <w:p>
-      <w:pPr>
-        <w:pBdr>
-          <w:top w:val="nil"/>
-          <w:left w:val="nil"/>
-          <w:bottom w:val="nil"/>
-          <w:right w:val="nil"/>
-          <w:between w:val="nil"/>
-        </w:pBdr>
-        <w:suppressAutoHyphens w:val="0"/>
-        <w:spacing w:line="240" w:lineRule="auto"/>
-        <w:ind w:left="720"/>
-        <w:rPr>
-          <w:rFonts w:ascii="Calibri" w:eastAsia="Calibri" w:hAnsi="Calibri" w:cs="Calibri"/>
-          <w:color w:val="404040" w:themeColor="text1" w:themeTint="BF"/>
-          <w:sz w:val="24"/>
-          <w:szCs w:val="24"/>
-        </w:rPr>
-      </w:pPr>
-    </w:p>
-    <w:p>
-      <w:pPr>
-        <w:pBdr>
-          <w:top w:val="nil"/>
-          <w:left w:val="nil"/>
-          <w:bottom w:val="nil"/>
-          <w:right w:val="nil"/>
-          <w:between w:val="nil"/>
-        </w:pBdr>
-        <w:suppressAutoHyphens w:val="0"/>
-        <w:spacing w:line="240" w:lineRule="auto"/>
-        <w:ind w:left="720"/>
-        <w:rPr>
-          <w:rFonts w:ascii="Calibri" w:eastAsia="Calibri" w:hAnsi="Calibri" w:cs="Calibri"/>
-          <w:color w:val="404040" w:themeColor="text1" w:themeTint="BF"/>
-          <w:sz w:val="24"/>
-          <w:szCs w:val="24"/>
-        </w:rPr>
-      </w:pPr>
-    </w:p>
-    <w:p>
-      <w:pPr>
-        <w:pBdr>
-          <w:top w:val="nil"/>
-          <w:left w:val="nil"/>
-          <w:bottom w:val="nil"/>
-          <w:right w:val="nil"/>
-          <w:between w:val="nil"/>
-        </w:pBdr>
-        <w:suppressAutoHyphens w:val="0"/>
-        <w:spacing w:line="240" w:lineRule="auto"/>
-        <w:ind w:left="720"/>
-        <w:rPr>
-          <w:rFonts w:ascii="Calibri" w:eastAsia="Calibri" w:hAnsi="Calibri" w:cs="Calibri"/>
-          <w:color w:val="404040" w:themeColor="text1" w:themeTint="BF"/>
-          <w:sz w:val="24"/>
-          <w:szCs w:val="24"/>
-        </w:rPr>
-      </w:pPr>
-    </w:p>
-    <w:p>
-      <w:pPr>
-        <w:pBdr>
-          <w:top w:val="nil"/>
-          <w:left w:val="nil"/>
-          <w:bottom w:val="nil"/>
-          <w:right w:val="nil"/>
-          <w:between w:val="nil"/>
-        </w:pBdr>
-        <w:suppressAutoHyphens w:val="0"/>
-        <w:spacing w:line="240" w:lineRule="auto"/>
-        <w:ind w:left="720"/>
-        <w:rPr>
-          <w:rFonts w:ascii="Calibri" w:eastAsia="Calibri" w:hAnsi="Calibri" w:cs="Calibri"/>
-          <w:color w:val="404040" w:themeColor="text1" w:themeTint="BF"/>
-          <w:sz w:val="24"/>
-          <w:szCs w:val="24"/>
-        </w:rPr>
-      </w:pPr>
-    </w:p>
-    <w:p>
-      <w:pPr>
-        <w:pBdr>
-          <w:top w:val="nil"/>
-          <w:left w:val="nil"/>
-          <w:bottom w:val="nil"/>
-          <w:right w:val="nil"/>
-          <w:between w:val="nil"/>
-        </w:pBdr>
-        <w:suppressAutoHyphens w:val="0"/>
-        <w:spacing w:line="240" w:lineRule="auto"/>
-        <w:ind w:left="720"/>
-        <w:rPr>
-          <w:rFonts w:ascii="Calibri" w:eastAsia="Calibri" w:hAnsi="Calibri" w:cs="Calibri"/>
-          <w:color w:val="404040" w:themeColor="text1" w:themeTint="BF"/>
-          <w:sz w:val="24"/>
-          <w:szCs w:val="24"/>
-        </w:rPr>
-      </w:pPr>
-    </w:p>
-    <w:p>
-      <w:pPr>
         <w:pStyle w:val="ListParagraph"/>
         <w:numPr>
           <w:ilvl w:val="0"/>
@@ -5377,18 +5776,7 @@
           <w:sz w:val="24"/>
           <w:szCs w:val="24"/>
         </w:rPr>
-        <w:t xml:space="preserve">omcat setup is </w:t>
-      </w:r>
-      <w:proofErr w:type="gramStart"/>
-      <w:r>
-        <w:rPr>
-          <w:rFonts w:ascii="Calibri" w:eastAsia="Calibri" w:hAnsi="Calibri" w:cs="Calibri"/>
-          <w:bCs/>
-          <w:color w:val="404040" w:themeColor="text1" w:themeTint="BF"/>
-          <w:sz w:val="24"/>
-          <w:szCs w:val="24"/>
-        </w:rPr>
-        <w:t>complet</w:t>
+        <w:t>omcat setup is complet</w:t>
       </w:r>
       <w:r>
         <w:rPr>
@@ -5400,7 +5788,6 @@
         </w:rPr>
         <w:t>e</w:t>
       </w:r>
-      <w:proofErr w:type="gramEnd"/>
     </w:p>
     <w:p>
       <w:pPr>
@@ -6395,20 +6782,8 @@
           <w:sz w:val="28"/>
           <w:szCs w:val="28"/>
         </w:rPr>
-        <w:t xml:space="preserve">Deploy to Container </w:t>
-      </w:r>
-      <w:proofErr w:type="gramStart"/>
-      <w:r>
-        <w:rPr>
-          <w:rFonts w:ascii="Calibri" w:eastAsia="Calibri" w:hAnsi="Calibri" w:cs="Calibri"/>
-          <w:b/>
-          <w:color w:val="404040" w:themeColor="text1" w:themeTint="BF"/>
-          <w:sz w:val="28"/>
-          <w:szCs w:val="28"/>
-        </w:rPr>
-        <w:t>plugin</w:t>
-      </w:r>
-      <w:proofErr w:type="gramEnd"/>
+        <w:t>Deploy to Container plugin</w:t>
+      </w:r>
     </w:p>
     <w:p>
       <w:pPr>
@@ -6935,20 +7310,8 @@
           <w:sz w:val="24"/>
           <w:szCs w:val="24"/>
         </w:rPr>
-        <w:t xml:space="preserve"> on the Jenkins </w:t>
-      </w:r>
-      <w:proofErr w:type="gramStart"/>
-      <w:r>
-        <w:rPr>
-          <w:rFonts w:ascii="Calibri" w:eastAsia="Calibri" w:hAnsi="Calibri" w:cs="Calibri"/>
-          <w:bCs/>
-          <w:color w:val="404040" w:themeColor="text1" w:themeTint="BF"/>
-          <w:sz w:val="24"/>
-          <w:szCs w:val="24"/>
-        </w:rPr>
-        <w:t>dashboard</w:t>
-      </w:r>
-      <w:proofErr w:type="gramEnd"/>
+        <w:t xml:space="preserve"> on the Jenkins dashboard</w:t>
+      </w:r>
     </w:p>
     <w:p>
       <w:pPr>
@@ -7466,19 +7829,8 @@
           <w:sz w:val="24"/>
           <w:szCs w:val="24"/>
         </w:rPr>
-        <w:t xml:space="preserve"> </w:t>
-      </w:r>
-      <w:proofErr w:type="gramStart"/>
-      <w:r>
-        <w:rPr>
-          <w:rFonts w:ascii="Calibri" w:eastAsia="Calibri" w:hAnsi="Calibri" w:cs="Calibri"/>
-          <w:color w:val="404040" w:themeColor="text1" w:themeTint="BF"/>
-          <w:sz w:val="24"/>
-          <w:szCs w:val="24"/>
-        </w:rPr>
-        <w:t>plugin</w:t>
-      </w:r>
-      <w:proofErr w:type="gramEnd"/>
+        <w:t xml:space="preserve"> plugin</w:t>
+      </w:r>
     </w:p>
     <w:p>
       <w:pPr>
@@ -7833,7 +8185,6 @@
         </w:rPr>
         <w:t xml:space="preserve">click on </w:t>
       </w:r>
-      <w:proofErr w:type="gramStart"/>
       <w:r>
         <w:rPr>
           <w:rFonts w:ascii="Calibri" w:eastAsia="Calibri" w:hAnsi="Calibri" w:cs="Calibri"/>
@@ -7844,7 +8195,6 @@
         </w:rPr>
         <w:t>Install</w:t>
       </w:r>
-      <w:proofErr w:type="gramEnd"/>
     </w:p>
     <w:p>
       <w:pPr>
@@ -8677,20 +9027,8 @@
           <w:sz w:val="28"/>
           <w:szCs w:val="28"/>
         </w:rPr>
-        <w:t xml:space="preserve">deployment stage in Jenkins </w:t>
-      </w:r>
-      <w:proofErr w:type="gramStart"/>
-      <w:r>
-        <w:rPr>
-          <w:rFonts w:ascii="Calibri" w:eastAsia="Calibri" w:hAnsi="Calibri" w:cs="Calibri"/>
-          <w:b/>
-          <w:color w:val="404040" w:themeColor="text1" w:themeTint="BF"/>
-          <w:sz w:val="28"/>
-          <w:szCs w:val="28"/>
-        </w:rPr>
-        <w:t>pipeline</w:t>
-      </w:r>
-      <w:proofErr w:type="gramEnd"/>
+        <w:t>deployment stage in Jenkins pipeline</w:t>
+      </w:r>
     </w:p>
     <w:p>
       <w:pPr>
@@ -8730,16 +9068,6 @@
         </w:rPr>
         <w:t xml:space="preserve">Enter your credentials and </w:t>
       </w:r>
-      <w:r>
-        <w:rPr>
-          <w:rFonts w:ascii="Calibri" w:eastAsia="Calibri" w:hAnsi="Calibri" w:cs="Calibri"/>
-          <w:b/>
-          <w:color w:val="404040" w:themeColor="text1" w:themeTint="BF"/>
-          <w:sz w:val="24"/>
-          <w:szCs w:val="24"/>
-        </w:rPr>
-        <w:t xml:space="preserve">Sign </w:t>
-      </w:r>
       <w:proofErr w:type="gramStart"/>
       <w:r>
         <w:rPr>
@@ -8749,28 +9077,28 @@
           <w:sz w:val="24"/>
           <w:szCs w:val="24"/>
         </w:rPr>
-        <w:t>in</w:t>
-      </w:r>
-      <w:r>
-        <w:rPr>
-          <w:rFonts w:ascii="Calibri" w:eastAsia="Calibri" w:hAnsi="Calibri" w:cs="Calibri"/>
-          <w:bCs/>
-          <w:color w:val="404040" w:themeColor="text1" w:themeTint="BF"/>
-          <w:sz w:val="24"/>
-          <w:szCs w:val="24"/>
-        </w:rPr>
-        <w:t xml:space="preserve"> to</w:t>
+        <w:t>Sign</w:t>
       </w:r>
       <w:proofErr w:type="gramEnd"/>
       <w:r>
         <w:rPr>
           <w:rFonts w:ascii="Calibri" w:eastAsia="Calibri" w:hAnsi="Calibri" w:cs="Calibri"/>
-          <w:bCs/>
-          <w:color w:val="404040" w:themeColor="text1" w:themeTint="BF"/>
-          <w:sz w:val="24"/>
-          <w:szCs w:val="24"/>
-        </w:rPr>
-        <w:t xml:space="preserve"> </w:t>
+          <w:b/>
+          <w:color w:val="404040" w:themeColor="text1" w:themeTint="BF"/>
+          <w:sz w:val="24"/>
+          <w:szCs w:val="24"/>
+        </w:rPr>
+        <w:t xml:space="preserve"> in</w:t>
+      </w:r>
+      <w:r>
+        <w:rPr>
+          <w:rFonts w:ascii="Calibri" w:eastAsia="Calibri" w:hAnsi="Calibri" w:cs="Calibri"/>
+          <w:bCs/>
+          <w:color w:val="404040" w:themeColor="text1" w:themeTint="BF"/>
+          <w:sz w:val="24"/>
+          <w:szCs w:val="24"/>
+        </w:rPr>
+        <w:t xml:space="preserve"> to </w:t>
       </w:r>
       <w:r>
         <w:rPr>
@@ -9243,19 +9571,8 @@
           <w:sz w:val="24"/>
           <w:szCs w:val="24"/>
         </w:rPr>
-        <w:t xml:space="preserve">new Jenkins </w:t>
-      </w:r>
-      <w:proofErr w:type="gramStart"/>
-      <w:r>
-        <w:rPr>
-          <w:rFonts w:ascii="Calibri" w:eastAsia="Calibri" w:hAnsi="Calibri" w:cs="Calibri"/>
-          <w:color w:val="404040" w:themeColor="text1" w:themeTint="BF"/>
-          <w:sz w:val="24"/>
-          <w:szCs w:val="24"/>
-        </w:rPr>
-        <w:t>job</w:t>
-      </w:r>
-      <w:proofErr w:type="gramEnd"/>
+        <w:t>new Jenkins job</w:t>
+      </w:r>
     </w:p>
     <w:p>
       <w:pPr>
@@ -9590,19 +9907,8 @@
           <w:sz w:val="24"/>
           <w:szCs w:val="24"/>
         </w:rPr>
-        <w:t xml:space="preserve">to </w:t>
-      </w:r>
-      <w:proofErr w:type="gramStart"/>
-      <w:r>
-        <w:rPr>
-          <w:rFonts w:ascii="Calibri" w:eastAsia="Calibri" w:hAnsi="Calibri" w:cs="Calibri"/>
-          <w:color w:val="404040" w:themeColor="text1" w:themeTint="BF"/>
-          <w:sz w:val="24"/>
-          <w:szCs w:val="24"/>
-        </w:rPr>
-        <w:t>continue</w:t>
-      </w:r>
-      <w:proofErr w:type="gramEnd"/>
+        <w:t>to continue</w:t>
+      </w:r>
     </w:p>
     <w:p>
       <w:pPr>
@@ -10131,19 +10437,8 @@
           <w:sz w:val="24"/>
           <w:szCs w:val="24"/>
         </w:rPr>
-        <w:t xml:space="preserve"> </w:t>
-      </w:r>
-      <w:proofErr w:type="gramStart"/>
-      <w:r>
-        <w:rPr>
-          <w:rFonts w:ascii="Calibri" w:eastAsia="Calibri" w:hAnsi="Calibri" w:cs="Calibri"/>
-          <w:color w:val="404040" w:themeColor="text1" w:themeTint="BF"/>
-          <w:sz w:val="24"/>
-          <w:szCs w:val="24"/>
-        </w:rPr>
-        <w:t>section</w:t>
-      </w:r>
-      <w:proofErr w:type="gramEnd"/>
+        <w:t xml:space="preserve"> section</w:t>
+      </w:r>
     </w:p>
     <w:p>
       <w:pPr>
@@ -10437,6 +10732,27 @@
           <w:szCs w:val="24"/>
         </w:rPr>
       </w:pPr>
+    </w:p>
+    <w:p>
+      <w:pPr>
+        <w:pBdr>
+          <w:top w:val="single" w:sz="4" w:space="1" w:color="auto"/>
+          <w:left w:val="single" w:sz="4" w:space="4" w:color="auto"/>
+          <w:bottom w:val="single" w:sz="4" w:space="1" w:color="auto"/>
+          <w:right w:val="single" w:sz="4" w:space="4" w:color="auto"/>
+        </w:pBdr>
+        <w:shd w:val="clear" w:color="auto" w:fill="F2F2F2" w:themeFill="background1" w:themeFillShade="F2"/>
+        <w:suppressAutoHyphens w:val="0"/>
+        <w:ind w:left="720"/>
+        <w:rPr>
+          <w:rFonts w:ascii="Calibri" w:eastAsia="Calibri" w:hAnsi="Calibri" w:cs="Calibri"/>
+          <w:b/>
+          <w:bCs/>
+          <w:color w:val="404040" w:themeColor="text1" w:themeTint="BF"/>
+          <w:sz w:val="24"/>
+          <w:szCs w:val="24"/>
+        </w:rPr>
+      </w:pPr>
       <w:proofErr w:type="gramStart"/>
       <w:r>
         <w:rPr>
@@ -10453,6 +10769,13 @@
     </w:p>
     <w:p>
       <w:pPr>
+        <w:pBdr>
+          <w:top w:val="single" w:sz="4" w:space="1" w:color="auto"/>
+          <w:left w:val="single" w:sz="4" w:space="4" w:color="auto"/>
+          <w:bottom w:val="single" w:sz="4" w:space="1" w:color="auto"/>
+          <w:right w:val="single" w:sz="4" w:space="4" w:color="auto"/>
+        </w:pBdr>
+        <w:shd w:val="clear" w:color="auto" w:fill="F2F2F2" w:themeFill="background1" w:themeFillShade="F2"/>
         <w:suppressAutoHyphens w:val="0"/>
         <w:ind w:left="720"/>
         <w:rPr>
@@ -10478,6 +10801,13 @@
     </w:p>
     <w:p>
       <w:pPr>
+        <w:pBdr>
+          <w:top w:val="single" w:sz="4" w:space="1" w:color="auto"/>
+          <w:left w:val="single" w:sz="4" w:space="4" w:color="auto"/>
+          <w:bottom w:val="single" w:sz="4" w:space="1" w:color="auto"/>
+          <w:right w:val="single" w:sz="4" w:space="4" w:color="auto"/>
+        </w:pBdr>
+        <w:shd w:val="clear" w:color="auto" w:fill="F2F2F2" w:themeFill="background1" w:themeFillShade="F2"/>
         <w:suppressAutoHyphens w:val="0"/>
         <w:ind w:left="720"/>
         <w:rPr>
@@ -10516,6 +10846,13 @@
     </w:p>
     <w:p>
       <w:pPr>
+        <w:pBdr>
+          <w:top w:val="single" w:sz="4" w:space="1" w:color="auto"/>
+          <w:left w:val="single" w:sz="4" w:space="4" w:color="auto"/>
+          <w:bottom w:val="single" w:sz="4" w:space="1" w:color="auto"/>
+          <w:right w:val="single" w:sz="4" w:space="4" w:color="auto"/>
+        </w:pBdr>
+        <w:shd w:val="clear" w:color="auto" w:fill="F2F2F2" w:themeFill="background1" w:themeFillShade="F2"/>
         <w:suppressAutoHyphens w:val="0"/>
         <w:ind w:left="720"/>
         <w:rPr>
@@ -10541,6 +10878,13 @@
     </w:p>
     <w:p>
       <w:pPr>
+        <w:pBdr>
+          <w:top w:val="single" w:sz="4" w:space="1" w:color="auto"/>
+          <w:left w:val="single" w:sz="4" w:space="4" w:color="auto"/>
+          <w:bottom w:val="single" w:sz="4" w:space="1" w:color="auto"/>
+          <w:right w:val="single" w:sz="4" w:space="4" w:color="auto"/>
+        </w:pBdr>
+        <w:shd w:val="clear" w:color="auto" w:fill="F2F2F2" w:themeFill="background1" w:themeFillShade="F2"/>
         <w:suppressAutoHyphens w:val="0"/>
         <w:ind w:left="720"/>
         <w:rPr>
@@ -10561,11 +10905,18 @@
           <w:sz w:val="24"/>
           <w:szCs w:val="24"/>
         </w:rPr>
-        <w:t xml:space="preserve">        maven 'mymaven'</w:t>
-      </w:r>
-    </w:p>
-    <w:p>
-      <w:pPr>
+        <w:t xml:space="preserve">        maven 'MAVEN_HOME'</w:t>
+      </w:r>
+    </w:p>
+    <w:p>
+      <w:pPr>
+        <w:pBdr>
+          <w:top w:val="single" w:sz="4" w:space="1" w:color="auto"/>
+          <w:left w:val="single" w:sz="4" w:space="4" w:color="auto"/>
+          <w:bottom w:val="single" w:sz="4" w:space="1" w:color="auto"/>
+          <w:right w:val="single" w:sz="4" w:space="4" w:color="auto"/>
+        </w:pBdr>
+        <w:shd w:val="clear" w:color="auto" w:fill="F2F2F2" w:themeFill="background1" w:themeFillShade="F2"/>
         <w:suppressAutoHyphens w:val="0"/>
         <w:ind w:left="720"/>
         <w:rPr>
@@ -10591,6 +10942,13 @@
     </w:p>
     <w:p>
       <w:pPr>
+        <w:pBdr>
+          <w:top w:val="single" w:sz="4" w:space="1" w:color="auto"/>
+          <w:left w:val="single" w:sz="4" w:space="4" w:color="auto"/>
+          <w:bottom w:val="single" w:sz="4" w:space="1" w:color="auto"/>
+          <w:right w:val="single" w:sz="4" w:space="4" w:color="auto"/>
+        </w:pBdr>
+        <w:shd w:val="clear" w:color="auto" w:fill="F2F2F2" w:themeFill="background1" w:themeFillShade="F2"/>
         <w:suppressAutoHyphens w:val="0"/>
         <w:ind w:left="720"/>
         <w:rPr>
@@ -10616,6 +10974,13 @@
     </w:p>
     <w:p>
       <w:pPr>
+        <w:pBdr>
+          <w:top w:val="single" w:sz="4" w:space="1" w:color="auto"/>
+          <w:left w:val="single" w:sz="4" w:space="4" w:color="auto"/>
+          <w:bottom w:val="single" w:sz="4" w:space="1" w:color="auto"/>
+          <w:right w:val="single" w:sz="4" w:space="4" w:color="auto"/>
+        </w:pBdr>
+        <w:shd w:val="clear" w:color="auto" w:fill="F2F2F2" w:themeFill="background1" w:themeFillShade="F2"/>
         <w:suppressAutoHyphens w:val="0"/>
         <w:ind w:left="720"/>
         <w:rPr>
@@ -10641,6 +11006,13 @@
     </w:p>
     <w:p>
       <w:pPr>
+        <w:pBdr>
+          <w:top w:val="single" w:sz="4" w:space="1" w:color="auto"/>
+          <w:left w:val="single" w:sz="4" w:space="4" w:color="auto"/>
+          <w:bottom w:val="single" w:sz="4" w:space="1" w:color="auto"/>
+          <w:right w:val="single" w:sz="4" w:space="4" w:color="auto"/>
+        </w:pBdr>
+        <w:shd w:val="clear" w:color="auto" w:fill="F2F2F2" w:themeFill="background1" w:themeFillShade="F2"/>
         <w:suppressAutoHyphens w:val="0"/>
         <w:ind w:left="720"/>
         <w:rPr>
@@ -10666,6 +11038,13 @@
     </w:p>
     <w:p>
       <w:pPr>
+        <w:pBdr>
+          <w:top w:val="single" w:sz="4" w:space="1" w:color="auto"/>
+          <w:left w:val="single" w:sz="4" w:space="4" w:color="auto"/>
+          <w:bottom w:val="single" w:sz="4" w:space="1" w:color="auto"/>
+          <w:right w:val="single" w:sz="4" w:space="4" w:color="auto"/>
+        </w:pBdr>
+        <w:shd w:val="clear" w:color="auto" w:fill="F2F2F2" w:themeFill="background1" w:themeFillShade="F2"/>
         <w:suppressAutoHyphens w:val="0"/>
         <w:ind w:left="720"/>
         <w:rPr>
@@ -10704,6 +11083,13 @@
     </w:p>
     <w:p>
       <w:pPr>
+        <w:pBdr>
+          <w:top w:val="single" w:sz="4" w:space="1" w:color="auto"/>
+          <w:left w:val="single" w:sz="4" w:space="4" w:color="auto"/>
+          <w:bottom w:val="single" w:sz="4" w:space="1" w:color="auto"/>
+          <w:right w:val="single" w:sz="4" w:space="4" w:color="auto"/>
+        </w:pBdr>
+        <w:shd w:val="clear" w:color="auto" w:fill="F2F2F2" w:themeFill="background1" w:themeFillShade="F2"/>
         <w:suppressAutoHyphens w:val="0"/>
         <w:ind w:left="720"/>
         <w:rPr>
@@ -10729,6 +11115,13 @@
     </w:p>
     <w:p>
       <w:pPr>
+        <w:pBdr>
+          <w:top w:val="single" w:sz="4" w:space="1" w:color="auto"/>
+          <w:left w:val="single" w:sz="4" w:space="4" w:color="auto"/>
+          <w:bottom w:val="single" w:sz="4" w:space="1" w:color="auto"/>
+          <w:right w:val="single" w:sz="4" w:space="4" w:color="auto"/>
+        </w:pBdr>
+        <w:shd w:val="clear" w:color="auto" w:fill="F2F2F2" w:themeFill="background1" w:themeFillShade="F2"/>
         <w:suppressAutoHyphens w:val="0"/>
         <w:ind w:left="720"/>
         <w:rPr>
@@ -10754,6 +11147,13 @@
     </w:p>
     <w:p>
       <w:pPr>
+        <w:pBdr>
+          <w:top w:val="single" w:sz="4" w:space="1" w:color="auto"/>
+          <w:left w:val="single" w:sz="4" w:space="4" w:color="auto"/>
+          <w:bottom w:val="single" w:sz="4" w:space="1" w:color="auto"/>
+          <w:right w:val="single" w:sz="4" w:space="4" w:color="auto"/>
+        </w:pBdr>
+        <w:shd w:val="clear" w:color="auto" w:fill="F2F2F2" w:themeFill="background1" w:themeFillShade="F2"/>
         <w:suppressAutoHyphens w:val="0"/>
         <w:ind w:left="720"/>
         <w:rPr>
@@ -10779,6 +11179,13 @@
     </w:p>
     <w:p>
       <w:pPr>
+        <w:pBdr>
+          <w:top w:val="single" w:sz="4" w:space="1" w:color="auto"/>
+          <w:left w:val="single" w:sz="4" w:space="4" w:color="auto"/>
+          <w:bottom w:val="single" w:sz="4" w:space="1" w:color="auto"/>
+          <w:right w:val="single" w:sz="4" w:space="4" w:color="auto"/>
+        </w:pBdr>
+        <w:shd w:val="clear" w:color="auto" w:fill="F2F2F2" w:themeFill="background1" w:themeFillShade="F2"/>
         <w:suppressAutoHyphens w:val="0"/>
         <w:ind w:left="720"/>
         <w:rPr>
@@ -10799,11 +11206,66 @@
           <w:sz w:val="24"/>
           <w:szCs w:val="24"/>
         </w:rPr>
-        <w:t xml:space="preserve">                git 'https://github.com/github-simplilearn-net/MavenBuild.git'</w:t>
-      </w:r>
-    </w:p>
-    <w:p>
-      <w:pPr>
+        <w:t xml:space="preserve">                git 'https://github.com/</w:t>
+      </w:r>
+      <w:proofErr w:type="spellStart"/>
+      <w:r>
+        <w:rPr>
+          <w:rFonts w:ascii="Calibri" w:eastAsia="Calibri" w:hAnsi="Calibri" w:cs="Calibri"/>
+          <w:b/>
+          <w:bCs/>
+          <w:color w:val="404040" w:themeColor="text1" w:themeTint="BF"/>
+          <w:sz w:val="24"/>
+          <w:szCs w:val="24"/>
+        </w:rPr>
+        <w:t>hkshitesh</w:t>
+      </w:r>
+      <w:proofErr w:type="spellEnd"/>
+      <w:r>
+        <w:rPr>
+          <w:rFonts w:ascii="Calibri" w:eastAsia="Calibri" w:hAnsi="Calibri" w:cs="Calibri"/>
+          <w:b/>
+          <w:bCs/>
+          <w:color w:val="404040" w:themeColor="text1" w:themeTint="BF"/>
+          <w:sz w:val="24"/>
+          <w:szCs w:val="24"/>
+        </w:rPr>
+        <w:t>/</w:t>
+      </w:r>
+      <w:proofErr w:type="spellStart"/>
+      <w:r>
+        <w:rPr>
+          <w:rFonts w:ascii="Calibri" w:eastAsia="Calibri" w:hAnsi="Calibri" w:cs="Calibri"/>
+          <w:b/>
+          <w:bCs/>
+          <w:color w:val="404040" w:themeColor="text1" w:themeTint="BF"/>
+          <w:sz w:val="24"/>
+          <w:szCs w:val="24"/>
+        </w:rPr>
+        <w:t>MavenBuild.git</w:t>
+      </w:r>
+      <w:proofErr w:type="spellEnd"/>
+      <w:r>
+        <w:rPr>
+          <w:rFonts w:ascii="Calibri" w:eastAsia="Calibri" w:hAnsi="Calibri" w:cs="Calibri"/>
+          <w:b/>
+          <w:bCs/>
+          <w:color w:val="404040" w:themeColor="text1" w:themeTint="BF"/>
+          <w:sz w:val="24"/>
+          <w:szCs w:val="24"/>
+        </w:rPr>
+        <w:t>'</w:t>
+      </w:r>
+    </w:p>
+    <w:p>
+      <w:pPr>
+        <w:pBdr>
+          <w:top w:val="single" w:sz="4" w:space="1" w:color="auto"/>
+          <w:left w:val="single" w:sz="4" w:space="4" w:color="auto"/>
+          <w:bottom w:val="single" w:sz="4" w:space="1" w:color="auto"/>
+          <w:right w:val="single" w:sz="4" w:space="4" w:color="auto"/>
+        </w:pBdr>
+        <w:shd w:val="clear" w:color="auto" w:fill="F2F2F2" w:themeFill="background1" w:themeFillShade="F2"/>
         <w:suppressAutoHyphens w:val="0"/>
         <w:ind w:left="720"/>
         <w:rPr>
@@ -10829,6 +11291,13 @@
     </w:p>
     <w:p>
       <w:pPr>
+        <w:pBdr>
+          <w:top w:val="single" w:sz="4" w:space="1" w:color="auto"/>
+          <w:left w:val="single" w:sz="4" w:space="4" w:color="auto"/>
+          <w:bottom w:val="single" w:sz="4" w:space="1" w:color="auto"/>
+          <w:right w:val="single" w:sz="4" w:space="4" w:color="auto"/>
+        </w:pBdr>
+        <w:shd w:val="clear" w:color="auto" w:fill="F2F2F2" w:themeFill="background1" w:themeFillShade="F2"/>
         <w:suppressAutoHyphens w:val="0"/>
         <w:ind w:left="720"/>
         <w:rPr>
@@ -10854,6 +11323,13 @@
     </w:p>
     <w:p>
       <w:pPr>
+        <w:pBdr>
+          <w:top w:val="single" w:sz="4" w:space="1" w:color="auto"/>
+          <w:left w:val="single" w:sz="4" w:space="4" w:color="auto"/>
+          <w:bottom w:val="single" w:sz="4" w:space="1" w:color="auto"/>
+          <w:right w:val="single" w:sz="4" w:space="4" w:color="auto"/>
+        </w:pBdr>
+        <w:shd w:val="clear" w:color="auto" w:fill="F2F2F2" w:themeFill="background1" w:themeFillShade="F2"/>
         <w:suppressAutoHyphens w:val="0"/>
         <w:ind w:left="720"/>
         <w:rPr>
@@ -10879,6 +11355,13 @@
     </w:p>
     <w:p>
       <w:pPr>
+        <w:pBdr>
+          <w:top w:val="single" w:sz="4" w:space="1" w:color="auto"/>
+          <w:left w:val="single" w:sz="4" w:space="4" w:color="auto"/>
+          <w:bottom w:val="single" w:sz="4" w:space="1" w:color="auto"/>
+          <w:right w:val="single" w:sz="4" w:space="4" w:color="auto"/>
+        </w:pBdr>
+        <w:shd w:val="clear" w:color="auto" w:fill="F2F2F2" w:themeFill="background1" w:themeFillShade="F2"/>
         <w:suppressAutoHyphens w:val="0"/>
         <w:ind w:left="720"/>
         <w:rPr>
@@ -10904,6 +11387,13 @@
     </w:p>
     <w:p>
       <w:pPr>
+        <w:pBdr>
+          <w:top w:val="single" w:sz="4" w:space="1" w:color="auto"/>
+          <w:left w:val="single" w:sz="4" w:space="4" w:color="auto"/>
+          <w:bottom w:val="single" w:sz="4" w:space="1" w:color="auto"/>
+          <w:right w:val="single" w:sz="4" w:space="4" w:color="auto"/>
+        </w:pBdr>
+        <w:shd w:val="clear" w:color="auto" w:fill="F2F2F2" w:themeFill="background1" w:themeFillShade="F2"/>
         <w:suppressAutoHyphens w:val="0"/>
         <w:ind w:left="720"/>
         <w:rPr>
@@ -10929,6 +11419,13 @@
     </w:p>
     <w:p>
       <w:pPr>
+        <w:pBdr>
+          <w:top w:val="single" w:sz="4" w:space="1" w:color="auto"/>
+          <w:left w:val="single" w:sz="4" w:space="4" w:color="auto"/>
+          <w:bottom w:val="single" w:sz="4" w:space="1" w:color="auto"/>
+          <w:right w:val="single" w:sz="4" w:space="4" w:color="auto"/>
+        </w:pBdr>
+        <w:shd w:val="clear" w:color="auto" w:fill="F2F2F2" w:themeFill="background1" w:themeFillShade="F2"/>
         <w:suppressAutoHyphens w:val="0"/>
         <w:ind w:left="720"/>
         <w:rPr>
@@ -10967,6 +11464,13 @@
     </w:p>
     <w:p>
       <w:pPr>
+        <w:pBdr>
+          <w:top w:val="single" w:sz="4" w:space="1" w:color="auto"/>
+          <w:left w:val="single" w:sz="4" w:space="4" w:color="auto"/>
+          <w:bottom w:val="single" w:sz="4" w:space="1" w:color="auto"/>
+          <w:right w:val="single" w:sz="4" w:space="4" w:color="auto"/>
+        </w:pBdr>
+        <w:shd w:val="clear" w:color="auto" w:fill="F2F2F2" w:themeFill="background1" w:themeFillShade="F2"/>
         <w:suppressAutoHyphens w:val="0"/>
         <w:ind w:left="720"/>
         <w:rPr>
@@ -10987,11 +11491,66 @@
           <w:sz w:val="24"/>
           <w:szCs w:val="24"/>
         </w:rPr>
-        <w:t xml:space="preserve">                sh 'mvn package'</w:t>
-      </w:r>
-    </w:p>
-    <w:p>
-      <w:pPr>
+        <w:t xml:space="preserve">                </w:t>
+      </w:r>
+      <w:proofErr w:type="spellStart"/>
+      <w:r>
+        <w:rPr>
+          <w:rFonts w:ascii="Calibri" w:eastAsia="Calibri" w:hAnsi="Calibri" w:cs="Calibri"/>
+          <w:b/>
+          <w:bCs/>
+          <w:color w:val="404040" w:themeColor="text1" w:themeTint="BF"/>
+          <w:sz w:val="24"/>
+          <w:szCs w:val="24"/>
+        </w:rPr>
+        <w:t>sh</w:t>
+      </w:r>
+      <w:proofErr w:type="spellEnd"/>
+      <w:r>
+        <w:rPr>
+          <w:rFonts w:ascii="Calibri" w:eastAsia="Calibri" w:hAnsi="Calibri" w:cs="Calibri"/>
+          <w:b/>
+          <w:bCs/>
+          <w:color w:val="404040" w:themeColor="text1" w:themeTint="BF"/>
+          <w:sz w:val="24"/>
+          <w:szCs w:val="24"/>
+        </w:rPr>
+        <w:t xml:space="preserve"> '</w:t>
+      </w:r>
+      <w:proofErr w:type="spellStart"/>
+      <w:r>
+        <w:rPr>
+          <w:rFonts w:ascii="Calibri" w:eastAsia="Calibri" w:hAnsi="Calibri" w:cs="Calibri"/>
+          <w:b/>
+          <w:bCs/>
+          <w:color w:val="404040" w:themeColor="text1" w:themeTint="BF"/>
+          <w:sz w:val="24"/>
+          <w:szCs w:val="24"/>
+        </w:rPr>
+        <w:t>mvn</w:t>
+      </w:r>
+      <w:proofErr w:type="spellEnd"/>
+      <w:r>
+        <w:rPr>
+          <w:rFonts w:ascii="Calibri" w:eastAsia="Calibri" w:hAnsi="Calibri" w:cs="Calibri"/>
+          <w:b/>
+          <w:bCs/>
+          <w:color w:val="404040" w:themeColor="text1" w:themeTint="BF"/>
+          <w:sz w:val="24"/>
+          <w:szCs w:val="24"/>
+        </w:rPr>
+        <w:t xml:space="preserve"> package'</w:t>
+      </w:r>
+    </w:p>
+    <w:p>
+      <w:pPr>
+        <w:pBdr>
+          <w:top w:val="single" w:sz="4" w:space="1" w:color="auto"/>
+          <w:left w:val="single" w:sz="4" w:space="4" w:color="auto"/>
+          <w:bottom w:val="single" w:sz="4" w:space="1" w:color="auto"/>
+          <w:right w:val="single" w:sz="4" w:space="4" w:color="auto"/>
+        </w:pBdr>
+        <w:shd w:val="clear" w:color="auto" w:fill="F2F2F2" w:themeFill="background1" w:themeFillShade="F2"/>
         <w:suppressAutoHyphens w:val="0"/>
         <w:ind w:left="720"/>
         <w:rPr>
@@ -11017,6 +11576,13 @@
     </w:p>
     <w:p>
       <w:pPr>
+        <w:pBdr>
+          <w:top w:val="single" w:sz="4" w:space="1" w:color="auto"/>
+          <w:left w:val="single" w:sz="4" w:space="4" w:color="auto"/>
+          <w:bottom w:val="single" w:sz="4" w:space="1" w:color="auto"/>
+          <w:right w:val="single" w:sz="4" w:space="4" w:color="auto"/>
+        </w:pBdr>
+        <w:shd w:val="clear" w:color="auto" w:fill="F2F2F2" w:themeFill="background1" w:themeFillShade="F2"/>
         <w:suppressAutoHyphens w:val="0"/>
         <w:ind w:left="720"/>
         <w:rPr>
@@ -11042,6 +11608,13 @@
     </w:p>
     <w:p>
       <w:pPr>
+        <w:pBdr>
+          <w:top w:val="single" w:sz="4" w:space="1" w:color="auto"/>
+          <w:left w:val="single" w:sz="4" w:space="4" w:color="auto"/>
+          <w:bottom w:val="single" w:sz="4" w:space="1" w:color="auto"/>
+          <w:right w:val="single" w:sz="4" w:space="4" w:color="auto"/>
+        </w:pBdr>
+        <w:shd w:val="clear" w:color="auto" w:fill="F2F2F2" w:themeFill="background1" w:themeFillShade="F2"/>
         <w:suppressAutoHyphens w:val="0"/>
         <w:ind w:left="720"/>
         <w:rPr>
@@ -11067,6 +11640,13 @@
     </w:p>
     <w:p>
       <w:pPr>
+        <w:pBdr>
+          <w:top w:val="single" w:sz="4" w:space="1" w:color="auto"/>
+          <w:left w:val="single" w:sz="4" w:space="4" w:color="auto"/>
+          <w:bottom w:val="single" w:sz="4" w:space="1" w:color="auto"/>
+          <w:right w:val="single" w:sz="4" w:space="4" w:color="auto"/>
+        </w:pBdr>
+        <w:shd w:val="clear" w:color="auto" w:fill="F2F2F2" w:themeFill="background1" w:themeFillShade="F2"/>
         <w:suppressAutoHyphens w:val="0"/>
         <w:ind w:left="720"/>
         <w:rPr>
@@ -11092,6 +11672,13 @@
     </w:p>
     <w:p>
       <w:pPr>
+        <w:pBdr>
+          <w:top w:val="single" w:sz="4" w:space="1" w:color="auto"/>
+          <w:left w:val="single" w:sz="4" w:space="4" w:color="auto"/>
+          <w:bottom w:val="single" w:sz="4" w:space="1" w:color="auto"/>
+          <w:right w:val="single" w:sz="4" w:space="4" w:color="auto"/>
+        </w:pBdr>
+        <w:shd w:val="clear" w:color="auto" w:fill="F2F2F2" w:themeFill="background1" w:themeFillShade="F2"/>
         <w:suppressAutoHyphens w:val="0"/>
         <w:ind w:left="720"/>
         <w:rPr>
@@ -11117,6 +11704,13 @@
     </w:p>
     <w:p>
       <w:pPr>
+        <w:pBdr>
+          <w:top w:val="single" w:sz="4" w:space="1" w:color="auto"/>
+          <w:left w:val="single" w:sz="4" w:space="4" w:color="auto"/>
+          <w:bottom w:val="single" w:sz="4" w:space="1" w:color="auto"/>
+          <w:right w:val="single" w:sz="4" w:space="4" w:color="auto"/>
+        </w:pBdr>
+        <w:shd w:val="clear" w:color="auto" w:fill="F2F2F2" w:themeFill="background1" w:themeFillShade="F2"/>
         <w:suppressAutoHyphens w:val="0"/>
         <w:ind w:left="720"/>
         <w:rPr>
@@ -11155,6 +11749,13 @@
     </w:p>
     <w:p>
       <w:pPr>
+        <w:pBdr>
+          <w:top w:val="single" w:sz="4" w:space="1" w:color="auto"/>
+          <w:left w:val="single" w:sz="4" w:space="4" w:color="auto"/>
+          <w:bottom w:val="single" w:sz="4" w:space="1" w:color="auto"/>
+          <w:right w:val="single" w:sz="4" w:space="4" w:color="auto"/>
+        </w:pBdr>
+        <w:shd w:val="clear" w:color="auto" w:fill="F2F2F2" w:themeFill="background1" w:themeFillShade="F2"/>
         <w:suppressAutoHyphens w:val="0"/>
         <w:ind w:left="720"/>
         <w:rPr>
@@ -11175,55 +11776,66 @@
           <w:sz w:val="24"/>
           <w:szCs w:val="24"/>
         </w:rPr>
-        <w:t xml:space="preserve">              deploy adapters: [tomcat9(credentialsId: </w:t>
-      </w:r>
-      <w:r>
-        <w:rPr>
-          <w:rFonts w:ascii="Calibri" w:eastAsia="Calibri" w:hAnsi="Calibri" w:cs="Calibri"/>
-          <w:b/>
-          <w:bCs/>
-          <w:color w:val="404040" w:themeColor="text1" w:themeTint="BF"/>
-          <w:sz w:val="24"/>
-          <w:szCs w:val="24"/>
-        </w:rPr>
-        <w:t>'tomcat-id'</w:t>
-      </w:r>
-      <w:r>
-        <w:rPr>
-          <w:rFonts w:ascii="Calibri" w:eastAsia="Calibri" w:hAnsi="Calibri" w:cs="Calibri"/>
-          <w:b/>
-          <w:bCs/>
-          <w:color w:val="404040" w:themeColor="text1" w:themeTint="BF"/>
-          <w:sz w:val="24"/>
-          <w:szCs w:val="24"/>
-        </w:rPr>
-        <w:t xml:space="preserve">, path: '', url: </w:t>
-      </w:r>
-      <w:r>
-        <w:rPr>
-          <w:rFonts w:ascii="Calibri" w:eastAsia="Calibri" w:hAnsi="Calibri" w:cs="Calibri"/>
-          <w:b/>
-          <w:bCs/>
-          <w:color w:val="404040" w:themeColor="text1" w:themeTint="BF"/>
-          <w:sz w:val="24"/>
-          <w:szCs w:val="24"/>
-        </w:rPr>
-        <w:t>'http://localhost:9090</w:t>
-      </w:r>
-      <w:r>
-        <w:rPr>
-          <w:rFonts w:ascii="Calibri" w:eastAsia="Calibri" w:hAnsi="Calibri" w:cs="Calibri"/>
-          <w:b/>
-          <w:bCs/>
-          <w:color w:val="404040" w:themeColor="text1" w:themeTint="BF"/>
-          <w:sz w:val="24"/>
-          <w:szCs w:val="24"/>
-        </w:rPr>
-        <w:t>/')], contextPath: null, war: '**/*.war'</w:t>
-      </w:r>
-    </w:p>
-    <w:p>
-      <w:pPr>
+        <w:t xml:space="preserve">              deploy adapters: [tomcat9(</w:t>
+      </w:r>
+      <w:proofErr w:type="spellStart"/>
+      <w:r>
+        <w:rPr>
+          <w:rFonts w:ascii="Calibri" w:eastAsia="Calibri" w:hAnsi="Calibri" w:cs="Calibri"/>
+          <w:b/>
+          <w:bCs/>
+          <w:color w:val="404040" w:themeColor="text1" w:themeTint="BF"/>
+          <w:sz w:val="24"/>
+          <w:szCs w:val="24"/>
+        </w:rPr>
+        <w:t>credentialsId</w:t>
+      </w:r>
+      <w:proofErr w:type="spellEnd"/>
+      <w:r>
+        <w:rPr>
+          <w:rFonts w:ascii="Calibri" w:eastAsia="Calibri" w:hAnsi="Calibri" w:cs="Calibri"/>
+          <w:b/>
+          <w:bCs/>
+          <w:color w:val="404040" w:themeColor="text1" w:themeTint="BF"/>
+          <w:sz w:val="24"/>
+          <w:szCs w:val="24"/>
+        </w:rPr>
+        <w:t xml:space="preserve">: 'tomcat-id', path: '', url: 'http://localhost:9090/')], </w:t>
+      </w:r>
+      <w:proofErr w:type="spellStart"/>
+      <w:r>
+        <w:rPr>
+          <w:rFonts w:ascii="Calibri" w:eastAsia="Calibri" w:hAnsi="Calibri" w:cs="Calibri"/>
+          <w:b/>
+          <w:bCs/>
+          <w:color w:val="404040" w:themeColor="text1" w:themeTint="BF"/>
+          <w:sz w:val="24"/>
+          <w:szCs w:val="24"/>
+        </w:rPr>
+        <w:t>contextPath</w:t>
+      </w:r>
+      <w:proofErr w:type="spellEnd"/>
+      <w:r>
+        <w:rPr>
+          <w:rFonts w:ascii="Calibri" w:eastAsia="Calibri" w:hAnsi="Calibri" w:cs="Calibri"/>
+          <w:b/>
+          <w:bCs/>
+          <w:color w:val="404040" w:themeColor="text1" w:themeTint="BF"/>
+          <w:sz w:val="24"/>
+          <w:szCs w:val="24"/>
+        </w:rPr>
+        <w:t>: null, war: '**/*.war'</w:t>
+      </w:r>
+    </w:p>
+    <w:p>
+      <w:pPr>
+        <w:pBdr>
+          <w:top w:val="single" w:sz="4" w:space="1" w:color="auto"/>
+          <w:left w:val="single" w:sz="4" w:space="4" w:color="auto"/>
+          <w:bottom w:val="single" w:sz="4" w:space="1" w:color="auto"/>
+          <w:right w:val="single" w:sz="4" w:space="4" w:color="auto"/>
+        </w:pBdr>
+        <w:shd w:val="clear" w:color="auto" w:fill="F2F2F2" w:themeFill="background1" w:themeFillShade="F2"/>
         <w:suppressAutoHyphens w:val="0"/>
         <w:ind w:left="720"/>
         <w:rPr>
@@ -11249,6 +11861,13 @@
     </w:p>
     <w:p>
       <w:pPr>
+        <w:pBdr>
+          <w:top w:val="single" w:sz="4" w:space="1" w:color="auto"/>
+          <w:left w:val="single" w:sz="4" w:space="4" w:color="auto"/>
+          <w:bottom w:val="single" w:sz="4" w:space="1" w:color="auto"/>
+          <w:right w:val="single" w:sz="4" w:space="4" w:color="auto"/>
+        </w:pBdr>
+        <w:shd w:val="clear" w:color="auto" w:fill="F2F2F2" w:themeFill="background1" w:themeFillShade="F2"/>
         <w:suppressAutoHyphens w:val="0"/>
         <w:ind w:left="720"/>
         <w:rPr>
@@ -11274,6 +11893,13 @@
     </w:p>
     <w:p>
       <w:pPr>
+        <w:pBdr>
+          <w:top w:val="single" w:sz="4" w:space="1" w:color="auto"/>
+          <w:left w:val="single" w:sz="4" w:space="4" w:color="auto"/>
+          <w:bottom w:val="single" w:sz="4" w:space="1" w:color="auto"/>
+          <w:right w:val="single" w:sz="4" w:space="4" w:color="auto"/>
+        </w:pBdr>
+        <w:shd w:val="clear" w:color="auto" w:fill="F2F2F2" w:themeFill="background1" w:themeFillShade="F2"/>
         <w:suppressAutoHyphens w:val="0"/>
         <w:ind w:left="720"/>
         <w:rPr>
@@ -11299,6 +11925,13 @@
     </w:p>
     <w:p>
       <w:pPr>
+        <w:pBdr>
+          <w:top w:val="single" w:sz="4" w:space="1" w:color="auto"/>
+          <w:left w:val="single" w:sz="4" w:space="4" w:color="auto"/>
+          <w:bottom w:val="single" w:sz="4" w:space="1" w:color="auto"/>
+          <w:right w:val="single" w:sz="4" w:space="4" w:color="auto"/>
+        </w:pBdr>
+        <w:shd w:val="clear" w:color="auto" w:fill="F2F2F2" w:themeFill="background1" w:themeFillShade="F2"/>
         <w:suppressAutoHyphens w:val="0"/>
         <w:ind w:left="720"/>
         <w:rPr>
@@ -11324,6 +11957,13 @@
     </w:p>
     <w:p>
       <w:pPr>
+        <w:pBdr>
+          <w:top w:val="single" w:sz="4" w:space="1" w:color="auto"/>
+          <w:left w:val="single" w:sz="4" w:space="4" w:color="auto"/>
+          <w:bottom w:val="single" w:sz="4" w:space="1" w:color="auto"/>
+          <w:right w:val="single" w:sz="4" w:space="4" w:color="auto"/>
+        </w:pBdr>
+        <w:shd w:val="clear" w:color="auto" w:fill="F2F2F2" w:themeFill="background1" w:themeFillShade="F2"/>
         <w:suppressAutoHyphens w:val="0"/>
         <w:ind w:left="720"/>
         <w:rPr>
@@ -11346,6 +11986,20 @@
         </w:rPr>
         <w:t>}</w:t>
       </w:r>
+    </w:p>
+    <w:p>
+      <w:pPr>
+        <w:suppressAutoHyphens w:val="0"/>
+        <w:ind w:left="720"/>
+        <w:rPr>
+          <w:rFonts w:ascii="Calibri" w:eastAsia="Calibri" w:hAnsi="Calibri" w:cs="Calibri"/>
+          <w:b/>
+          <w:bCs/>
+          <w:color w:val="404040" w:themeColor="text1" w:themeTint="BF"/>
+          <w:sz w:val="24"/>
+          <w:szCs w:val="24"/>
+        </w:rPr>
+      </w:pPr>
     </w:p>
     <w:p>
       <w:pPr>
@@ -11635,20 +12289,8 @@
           <w:szCs w:val="24"/>
           <w:lang w:val="en-US"/>
         </w:rPr>
-        <w:t xml:space="preserve"> to check the </w:t>
-      </w:r>
-      <w:proofErr w:type="gramStart"/>
-      <w:r>
-        <w:rPr>
-          <w:rFonts w:ascii="Calibri" w:eastAsia="Calibri" w:hAnsi="Calibri" w:cs="Calibri"/>
-          <w:color w:val="404040" w:themeColor="text1" w:themeTint="BF"/>
-          <w:sz w:val="24"/>
-          <w:szCs w:val="24"/>
-          <w:lang w:val="en-US"/>
-        </w:rPr>
-        <w:t>output</w:t>
-      </w:r>
-      <w:proofErr w:type="gramEnd"/>
+        <w:t xml:space="preserve"> to check the output</w:t>
+      </w:r>
     </w:p>
     <w:p>
       <w:pPr>
@@ -12494,7 +13136,7 @@
 </file>
 
 <file path=word/endnotes.xml><?xml version="1.0" encoding="utf-8"?>
-<w:endnotes xmlns:wpc="http://schemas.microsoft.com/office/word/2010/wordprocessingCanvas" xmlns:cx="http://schemas.microsoft.com/office/drawing/2014/chartex" xmlns:cx1="http://schemas.microsoft.com/office/drawing/2015/9/8/chartex" xmlns:cx2="http://schemas.microsoft.com/office/drawing/2015/10/21/chartex" xmlns:cx3="http://schemas.microsoft.com/office/drawing/2016/5/9/chartex" xmlns:cx4="http://schemas.microsoft.com/office/drawing/2016/5/10/chartex" xmlns:cx5="http://schemas.microsoft.com/office/drawing/2016/5/11/chartex" xmlns:cx6="http://schemas.microsoft.com/office/drawing/2016/5/12/chartex" xmlns:cx7="http://schemas.microsoft.com/office/drawing/2016/5/13/chartex" xmlns:cx8="http://schemas.microsoft.com/office/drawing/2016/5/14/chartex" xmlns:mc="http://schemas.openxmlformats.org/markup-compatibility/2006" xmlns:aink="http://schemas.microsoft.com/office/drawing/2016/ink" xmlns:am3d="http://schemas.microsoft.com/office/drawing/2017/model3d" xmlns:o="urn:schemas-microsoft-com:office:office" xmlns:oel="http://schemas.microsoft.com/office/2019/extlst" xmlns:r="http://schemas.openxmlformats.org/officeDocument/2006/relationships" xmlns:m="http://schemas.openxmlformats.org/officeDocument/2006/math" xmlns:v="urn:schemas-microsoft-com:vml" xmlns:wp14="http://schemas.microsoft.com/office/word/2010/wordprocessingDrawing" xmlns:wp="http://schemas.openxmlformats.org/drawingml/2006/wordprocessingDrawing" xmlns:w10="urn:schemas-microsoft-com:office:word" xmlns:w="http://schemas.openxmlformats.org/wordprocessingml/2006/main" xmlns:w14="http://schemas.microsoft.com/office/word/2010/wordml" xmlns:w15="http://schemas.microsoft.com/office/word/2012/wordml" xmlns:w16cex="http://schemas.microsoft.com/office/word/2018/wordml/cex" xmlns:w16cid="http://schemas.microsoft.com/office/word/2016/wordml/cid" xmlns:w16="http://schemas.microsoft.com/office/word/2018/wordml" xmlns:w16du="http://schemas.microsoft.com/office/word/2023/wordml/word16du" xmlns:w16sdtdh="http://schemas.microsoft.com/office/word/2020/wordml/sdtdatahash" xmlns:w16se="http://schemas.microsoft.com/office/word/2015/wordml/symex" xmlns:wpg="http://schemas.microsoft.com/office/word/2010/wordprocessingGroup" xmlns:wpi="http://schemas.microsoft.com/office/word/2010/wordprocessingInk" xmlns:wne="http://schemas.microsoft.com/office/word/2006/wordml" xmlns:wps="http://schemas.microsoft.com/office/word/2010/wordprocessingShape" mc:Ignorable="w14 w15 w16se w16cid w16 w16cex w16sdtdh w16du wp14">
+<w:endnotes xmlns:wpc="http://schemas.microsoft.com/office/word/2010/wordprocessingCanvas" xmlns:cx="http://schemas.microsoft.com/office/drawing/2014/chartex" xmlns:cx1="http://schemas.microsoft.com/office/drawing/2015/9/8/chartex" xmlns:cx2="http://schemas.microsoft.com/office/drawing/2015/10/21/chartex" xmlns:cx3="http://schemas.microsoft.com/office/drawing/2016/5/9/chartex" xmlns:cx4="http://schemas.microsoft.com/office/drawing/2016/5/10/chartex" xmlns:cx5="http://schemas.microsoft.com/office/drawing/2016/5/11/chartex" xmlns:cx6="http://schemas.microsoft.com/office/drawing/2016/5/12/chartex" xmlns:cx7="http://schemas.microsoft.com/office/drawing/2016/5/13/chartex" xmlns:cx8="http://schemas.microsoft.com/office/drawing/2016/5/14/chartex" xmlns:mc="http://schemas.openxmlformats.org/markup-compatibility/2006" xmlns:aink="http://schemas.microsoft.com/office/drawing/2016/ink" xmlns:am3d="http://schemas.microsoft.com/office/drawing/2017/model3d" xmlns:o="urn:schemas-microsoft-com:office:office" xmlns:oel="http://schemas.microsoft.com/office/2019/extlst" xmlns:r="http://schemas.openxmlformats.org/officeDocument/2006/relationships" xmlns:m="http://schemas.openxmlformats.org/officeDocument/2006/math" xmlns:v="urn:schemas-microsoft-com:vml" xmlns:wp14="http://schemas.microsoft.com/office/word/2010/wordprocessingDrawing" xmlns:wp="http://schemas.openxmlformats.org/drawingml/2006/wordprocessingDrawing" xmlns:w10="urn:schemas-microsoft-com:office:word" xmlns:w="http://schemas.openxmlformats.org/wordprocessingml/2006/main" xmlns:w14="http://schemas.microsoft.com/office/word/2010/wordml" xmlns:w15="http://schemas.microsoft.com/office/word/2012/wordml" xmlns:w16cex="http://schemas.microsoft.com/office/word/2018/wordml/cex" xmlns:w16cid="http://schemas.microsoft.com/office/word/2016/wordml/cid" xmlns:w16="http://schemas.microsoft.com/office/word/2018/wordml" xmlns:w16du="http://schemas.microsoft.com/office/word/2023/wordml/word16du" xmlns:w16sdtdh="http://schemas.microsoft.com/office/word/2020/wordml/sdtdatahash" xmlns:w16sdtfl="http://schemas.microsoft.com/office/word/2024/wordml/sdtformatlock" xmlns:w16se="http://schemas.microsoft.com/office/word/2015/wordml/symex" xmlns:wpg="http://schemas.microsoft.com/office/word/2010/wordprocessingGroup" xmlns:wpi="http://schemas.microsoft.com/office/word/2010/wordprocessingInk" xmlns:wne="http://schemas.microsoft.com/office/word/2006/wordml" xmlns:wps="http://schemas.microsoft.com/office/word/2010/wordprocessingShape" mc:Ignorable="w14 w15 w16se w16cid w16 w16cex w16sdtdh w16sdtfl w16du wp14">
   <w:endnote w:type="separator" w:id="-1">
     <w:p>
       <w:pPr>
@@ -12526,7 +13168,7 @@
 </file>
 
 <file path=word/footer1.xml><?xml version="1.0" encoding="utf-8"?>
-<w:ftr xmlns:wpc="http://schemas.microsoft.com/office/word/2010/wordprocessingCanvas" xmlns:cx="http://schemas.microsoft.com/office/drawing/2014/chartex" xmlns:cx1="http://schemas.microsoft.com/office/drawing/2015/9/8/chartex" xmlns:cx2="http://schemas.microsoft.com/office/drawing/2015/10/21/chartex" xmlns:cx3="http://schemas.microsoft.com/office/drawing/2016/5/9/chartex" xmlns:cx4="http://schemas.microsoft.com/office/drawing/2016/5/10/chartex" xmlns:cx5="http://schemas.microsoft.com/office/drawing/2016/5/11/chartex" xmlns:cx6="http://schemas.microsoft.com/office/drawing/2016/5/12/chartex" xmlns:cx7="http://schemas.microsoft.com/office/drawing/2016/5/13/chartex" xmlns:cx8="http://schemas.microsoft.com/office/drawing/2016/5/14/chartex" xmlns:mc="http://schemas.openxmlformats.org/markup-compatibility/2006" xmlns:aink="http://schemas.microsoft.com/office/drawing/2016/ink" xmlns:am3d="http://schemas.microsoft.com/office/drawing/2017/model3d" xmlns:o="urn:schemas-microsoft-com:office:office" xmlns:oel="http://schemas.microsoft.com/office/2019/extlst" xmlns:r="http://schemas.openxmlformats.org/officeDocument/2006/relationships" xmlns:m="http://schemas.openxmlformats.org/officeDocument/2006/math" xmlns:v="urn:schemas-microsoft-com:vml" xmlns:wp14="http://schemas.microsoft.com/office/word/2010/wordprocessingDrawing" xmlns:wp="http://schemas.openxmlformats.org/drawingml/2006/wordprocessingDrawing" xmlns:w10="urn:schemas-microsoft-com:office:word" xmlns:w="http://schemas.openxmlformats.org/wordprocessingml/2006/main" xmlns:w14="http://schemas.microsoft.com/office/word/2010/wordml" xmlns:w15="http://schemas.microsoft.com/office/word/2012/wordml" xmlns:w16cex="http://schemas.microsoft.com/office/word/2018/wordml/cex" xmlns:w16cid="http://schemas.microsoft.com/office/word/2016/wordml/cid" xmlns:w16="http://schemas.microsoft.com/office/word/2018/wordml" xmlns:w16du="http://schemas.microsoft.com/office/word/2023/wordml/word16du" xmlns:w16sdtdh="http://schemas.microsoft.com/office/word/2020/wordml/sdtdatahash" xmlns:w16se="http://schemas.microsoft.com/office/word/2015/wordml/symex" xmlns:wpg="http://schemas.microsoft.com/office/word/2010/wordprocessingGroup" xmlns:wpi="http://schemas.microsoft.com/office/word/2010/wordprocessingInk" xmlns:wne="http://schemas.microsoft.com/office/word/2006/wordml" xmlns:wps="http://schemas.microsoft.com/office/word/2010/wordprocessingShape" mc:Ignorable="w14 w15 w16se w16cid w16 w16cex w16sdtdh w16du wp14">
+<w:ftr xmlns:wpc="http://schemas.microsoft.com/office/word/2010/wordprocessingCanvas" xmlns:cx="http://schemas.microsoft.com/office/drawing/2014/chartex" xmlns:cx1="http://schemas.microsoft.com/office/drawing/2015/9/8/chartex" xmlns:cx2="http://schemas.microsoft.com/office/drawing/2015/10/21/chartex" xmlns:cx3="http://schemas.microsoft.com/office/drawing/2016/5/9/chartex" xmlns:cx4="http://schemas.microsoft.com/office/drawing/2016/5/10/chartex" xmlns:cx5="http://schemas.microsoft.com/office/drawing/2016/5/11/chartex" xmlns:cx6="http://schemas.microsoft.com/office/drawing/2016/5/12/chartex" xmlns:cx7="http://schemas.microsoft.com/office/drawing/2016/5/13/chartex" xmlns:cx8="http://schemas.microsoft.com/office/drawing/2016/5/14/chartex" xmlns:mc="http://schemas.openxmlformats.org/markup-compatibility/2006" xmlns:aink="http://schemas.microsoft.com/office/drawing/2016/ink" xmlns:am3d="http://schemas.microsoft.com/office/drawing/2017/model3d" xmlns:o="urn:schemas-microsoft-com:office:office" xmlns:oel="http://schemas.microsoft.com/office/2019/extlst" xmlns:r="http://schemas.openxmlformats.org/officeDocument/2006/relationships" xmlns:m="http://schemas.openxmlformats.org/officeDocument/2006/math" xmlns:v="urn:schemas-microsoft-com:vml" xmlns:wp14="http://schemas.microsoft.com/office/word/2010/wordprocessingDrawing" xmlns:wp="http://schemas.openxmlformats.org/drawingml/2006/wordprocessingDrawing" xmlns:w10="urn:schemas-microsoft-com:office:word" xmlns:w="http://schemas.openxmlformats.org/wordprocessingml/2006/main" xmlns:w14="http://schemas.microsoft.com/office/word/2010/wordml" xmlns:w15="http://schemas.microsoft.com/office/word/2012/wordml" xmlns:w16cex="http://schemas.microsoft.com/office/word/2018/wordml/cex" xmlns:w16cid="http://schemas.microsoft.com/office/word/2016/wordml/cid" xmlns:w16="http://schemas.microsoft.com/office/word/2018/wordml" xmlns:w16du="http://schemas.microsoft.com/office/word/2023/wordml/word16du" xmlns:w16sdtdh="http://schemas.microsoft.com/office/word/2020/wordml/sdtdatahash" xmlns:w16sdtfl="http://schemas.microsoft.com/office/word/2024/wordml/sdtformatlock" xmlns:w16se="http://schemas.microsoft.com/office/word/2015/wordml/symex" xmlns:wpg="http://schemas.microsoft.com/office/word/2010/wordprocessingGroup" xmlns:wpi="http://schemas.microsoft.com/office/word/2010/wordprocessingInk" xmlns:wne="http://schemas.microsoft.com/office/word/2006/wordml" xmlns:wps="http://schemas.microsoft.com/office/word/2010/wordprocessingShape" mc:Ignorable="w14 w15 w16se w16cid w16 w16cex w16sdtdh w16sdtfl w16du wp14">
   <w:p>
     <w:pPr>
       <w:tabs>
@@ -12541,7 +13183,7 @@
 </file>
 
 <file path=word/footnotes.xml><?xml version="1.0" encoding="utf-8"?>
-<w:footnotes xmlns:wpc="http://schemas.microsoft.com/office/word/2010/wordprocessingCanvas" xmlns:cx="http://schemas.microsoft.com/office/drawing/2014/chartex" xmlns:cx1="http://schemas.microsoft.com/office/drawing/2015/9/8/chartex" xmlns:cx2="http://schemas.microsoft.com/office/drawing/2015/10/21/chartex" xmlns:cx3="http://schemas.microsoft.com/office/drawing/2016/5/9/chartex" xmlns:cx4="http://schemas.microsoft.com/office/drawing/2016/5/10/chartex" xmlns:cx5="http://schemas.microsoft.com/office/drawing/2016/5/11/chartex" xmlns:cx6="http://schemas.microsoft.com/office/drawing/2016/5/12/chartex" xmlns:cx7="http://schemas.microsoft.com/office/drawing/2016/5/13/chartex" xmlns:cx8="http://schemas.microsoft.com/office/drawing/2016/5/14/chartex" xmlns:mc="http://schemas.openxmlformats.org/markup-compatibility/2006" xmlns:aink="http://schemas.microsoft.com/office/drawing/2016/ink" xmlns:am3d="http://schemas.microsoft.com/office/drawing/2017/model3d" xmlns:o="urn:schemas-microsoft-com:office:office" xmlns:oel="http://schemas.microsoft.com/office/2019/extlst" xmlns:r="http://schemas.openxmlformats.org/officeDocument/2006/relationships" xmlns:m="http://schemas.openxmlformats.org/officeDocument/2006/math" xmlns:v="urn:schemas-microsoft-com:vml" xmlns:wp14="http://schemas.microsoft.com/office/word/2010/wordprocessingDrawing" xmlns:wp="http://schemas.openxmlformats.org/drawingml/2006/wordprocessingDrawing" xmlns:w10="urn:schemas-microsoft-com:office:word" xmlns:w="http://schemas.openxmlformats.org/wordprocessingml/2006/main" xmlns:w14="http://schemas.microsoft.com/office/word/2010/wordml" xmlns:w15="http://schemas.microsoft.com/office/word/2012/wordml" xmlns:w16cex="http://schemas.microsoft.com/office/word/2018/wordml/cex" xmlns:w16cid="http://schemas.microsoft.com/office/word/2016/wordml/cid" xmlns:w16="http://schemas.microsoft.com/office/word/2018/wordml" xmlns:w16du="http://schemas.microsoft.com/office/word/2023/wordml/word16du" xmlns:w16sdtdh="http://schemas.microsoft.com/office/word/2020/wordml/sdtdatahash" xmlns:w16se="http://schemas.microsoft.com/office/word/2015/wordml/symex" xmlns:wpg="http://schemas.microsoft.com/office/word/2010/wordprocessingGroup" xmlns:wpi="http://schemas.microsoft.com/office/word/2010/wordprocessingInk" xmlns:wne="http://schemas.microsoft.com/office/word/2006/wordml" xmlns:wps="http://schemas.microsoft.com/office/word/2010/wordprocessingShape" mc:Ignorable="w14 w15 w16se w16cid w16 w16cex w16sdtdh w16du wp14">
+<w:footnotes xmlns:wpc="http://schemas.microsoft.com/office/word/2010/wordprocessingCanvas" xmlns:cx="http://schemas.microsoft.com/office/drawing/2014/chartex" xmlns:cx1="http://schemas.microsoft.com/office/drawing/2015/9/8/chartex" xmlns:cx2="http://schemas.microsoft.com/office/drawing/2015/10/21/chartex" xmlns:cx3="http://schemas.microsoft.com/office/drawing/2016/5/9/chartex" xmlns:cx4="http://schemas.microsoft.com/office/drawing/2016/5/10/chartex" xmlns:cx5="http://schemas.microsoft.com/office/drawing/2016/5/11/chartex" xmlns:cx6="http://schemas.microsoft.com/office/drawing/2016/5/12/chartex" xmlns:cx7="http://schemas.microsoft.com/office/drawing/2016/5/13/chartex" xmlns:cx8="http://schemas.microsoft.com/office/drawing/2016/5/14/chartex" xmlns:mc="http://schemas.openxmlformats.org/markup-compatibility/2006" xmlns:aink="http://schemas.microsoft.com/office/drawing/2016/ink" xmlns:am3d="http://schemas.microsoft.com/office/drawing/2017/model3d" xmlns:o="urn:schemas-microsoft-com:office:office" xmlns:oel="http://schemas.microsoft.com/office/2019/extlst" xmlns:r="http://schemas.openxmlformats.org/officeDocument/2006/relationships" xmlns:m="http://schemas.openxmlformats.org/officeDocument/2006/math" xmlns:v="urn:schemas-microsoft-com:vml" xmlns:wp14="http://schemas.microsoft.com/office/word/2010/wordprocessingDrawing" xmlns:wp="http://schemas.openxmlformats.org/drawingml/2006/wordprocessingDrawing" xmlns:w10="urn:schemas-microsoft-com:office:word" xmlns:w="http://schemas.openxmlformats.org/wordprocessingml/2006/main" xmlns:w14="http://schemas.microsoft.com/office/word/2010/wordml" xmlns:w15="http://schemas.microsoft.com/office/word/2012/wordml" xmlns:w16cex="http://schemas.microsoft.com/office/word/2018/wordml/cex" xmlns:w16cid="http://schemas.microsoft.com/office/word/2016/wordml/cid" xmlns:w16="http://schemas.microsoft.com/office/word/2018/wordml" xmlns:w16du="http://schemas.microsoft.com/office/word/2023/wordml/word16du" xmlns:w16sdtdh="http://schemas.microsoft.com/office/word/2020/wordml/sdtdatahash" xmlns:w16sdtfl="http://schemas.microsoft.com/office/word/2024/wordml/sdtformatlock" xmlns:w16se="http://schemas.microsoft.com/office/word/2015/wordml/symex" xmlns:wpg="http://schemas.microsoft.com/office/word/2010/wordprocessingGroup" xmlns:wpi="http://schemas.microsoft.com/office/word/2010/wordprocessingInk" xmlns:wne="http://schemas.microsoft.com/office/word/2006/wordml" xmlns:wps="http://schemas.microsoft.com/office/word/2010/wordprocessingShape" mc:Ignorable="w14 w15 w16se w16cid w16 w16cex w16sdtdh w16sdtfl w16du wp14">
   <w:footnote w:type="separator" w:id="-1">
     <w:p>
       <w:pPr>
@@ -12573,7 +13215,7 @@
 </file>
 
 <file path=word/header1.xml><?xml version="1.0" encoding="utf-8"?>
-<w:hdr xmlns:wpc="http://schemas.microsoft.com/office/word/2010/wordprocessingCanvas" xmlns:cx="http://schemas.microsoft.com/office/drawing/2014/chartex" xmlns:cx1="http://schemas.microsoft.com/office/drawing/2015/9/8/chartex" xmlns:cx2="http://schemas.microsoft.com/office/drawing/2015/10/21/chartex" xmlns:cx3="http://schemas.microsoft.com/office/drawing/2016/5/9/chartex" xmlns:cx4="http://schemas.microsoft.com/office/drawing/2016/5/10/chartex" xmlns:cx5="http://schemas.microsoft.com/office/drawing/2016/5/11/chartex" xmlns:cx6="http://schemas.microsoft.com/office/drawing/2016/5/12/chartex" xmlns:cx7="http://schemas.microsoft.com/office/drawing/2016/5/13/chartex" xmlns:cx8="http://schemas.microsoft.com/office/drawing/2016/5/14/chartex" xmlns:mc="http://schemas.openxmlformats.org/markup-compatibility/2006" xmlns:aink="http://schemas.microsoft.com/office/drawing/2016/ink" xmlns:am3d="http://schemas.microsoft.com/office/drawing/2017/model3d" xmlns:o="urn:schemas-microsoft-com:office:office" xmlns:oel="http://schemas.microsoft.com/office/2019/extlst" xmlns:r="http://schemas.openxmlformats.org/officeDocument/2006/relationships" xmlns:m="http://schemas.openxmlformats.org/officeDocument/2006/math" xmlns:v="urn:schemas-microsoft-com:vml" xmlns:wp14="http://schemas.microsoft.com/office/word/2010/wordprocessingDrawing" xmlns:wp="http://schemas.openxmlformats.org/drawingml/2006/wordprocessingDrawing" xmlns:w10="urn:schemas-microsoft-com:office:word" xmlns:w="http://schemas.openxmlformats.org/wordprocessingml/2006/main" xmlns:w14="http://schemas.microsoft.com/office/word/2010/wordml" xmlns:w15="http://schemas.microsoft.com/office/word/2012/wordml" xmlns:w16cex="http://schemas.microsoft.com/office/word/2018/wordml/cex" xmlns:w16cid="http://schemas.microsoft.com/office/word/2016/wordml/cid" xmlns:w16="http://schemas.microsoft.com/office/word/2018/wordml" xmlns:w16du="http://schemas.microsoft.com/office/word/2023/wordml/word16du" xmlns:w16sdtdh="http://schemas.microsoft.com/office/word/2020/wordml/sdtdatahash" xmlns:w16se="http://schemas.microsoft.com/office/word/2015/wordml/symex" xmlns:wpg="http://schemas.microsoft.com/office/word/2010/wordprocessingGroup" xmlns:wpi="http://schemas.microsoft.com/office/word/2010/wordprocessingInk" xmlns:wne="http://schemas.microsoft.com/office/word/2006/wordml" xmlns:wps="http://schemas.microsoft.com/office/word/2010/wordprocessingShape" mc:Ignorable="w14 w15 w16se w16cid w16 w16cex w16sdtdh w16du wp14">
+<w:hdr xmlns:wpc="http://schemas.microsoft.com/office/word/2010/wordprocessingCanvas" xmlns:cx="http://schemas.microsoft.com/office/drawing/2014/chartex" xmlns:cx1="http://schemas.microsoft.com/office/drawing/2015/9/8/chartex" xmlns:cx2="http://schemas.microsoft.com/office/drawing/2015/10/21/chartex" xmlns:cx3="http://schemas.microsoft.com/office/drawing/2016/5/9/chartex" xmlns:cx4="http://schemas.microsoft.com/office/drawing/2016/5/10/chartex" xmlns:cx5="http://schemas.microsoft.com/office/drawing/2016/5/11/chartex" xmlns:cx6="http://schemas.microsoft.com/office/drawing/2016/5/12/chartex" xmlns:cx7="http://schemas.microsoft.com/office/drawing/2016/5/13/chartex" xmlns:cx8="http://schemas.microsoft.com/office/drawing/2016/5/14/chartex" xmlns:mc="http://schemas.openxmlformats.org/markup-compatibility/2006" xmlns:aink="http://schemas.microsoft.com/office/drawing/2016/ink" xmlns:am3d="http://schemas.microsoft.com/office/drawing/2017/model3d" xmlns:o="urn:schemas-microsoft-com:office:office" xmlns:oel="http://schemas.microsoft.com/office/2019/extlst" xmlns:r="http://schemas.openxmlformats.org/officeDocument/2006/relationships" xmlns:m="http://schemas.openxmlformats.org/officeDocument/2006/math" xmlns:v="urn:schemas-microsoft-com:vml" xmlns:wp14="http://schemas.microsoft.com/office/word/2010/wordprocessingDrawing" xmlns:wp="http://schemas.openxmlformats.org/drawingml/2006/wordprocessingDrawing" xmlns:w10="urn:schemas-microsoft-com:office:word" xmlns:w="http://schemas.openxmlformats.org/wordprocessingml/2006/main" xmlns:w14="http://schemas.microsoft.com/office/word/2010/wordml" xmlns:w15="http://schemas.microsoft.com/office/word/2012/wordml" xmlns:w16cex="http://schemas.microsoft.com/office/word/2018/wordml/cex" xmlns:w16cid="http://schemas.microsoft.com/office/word/2016/wordml/cid" xmlns:w16="http://schemas.microsoft.com/office/word/2018/wordml" xmlns:w16du="http://schemas.microsoft.com/office/word/2023/wordml/word16du" xmlns:w16sdtdh="http://schemas.microsoft.com/office/word/2020/wordml/sdtdatahash" xmlns:w16sdtfl="http://schemas.microsoft.com/office/word/2024/wordml/sdtformatlock" xmlns:w16se="http://schemas.microsoft.com/office/word/2015/wordml/symex" xmlns:wpg="http://schemas.microsoft.com/office/word/2010/wordprocessingGroup" xmlns:wpi="http://schemas.microsoft.com/office/word/2010/wordprocessingInk" xmlns:wne="http://schemas.microsoft.com/office/word/2006/wordml" xmlns:wps="http://schemas.microsoft.com/office/word/2010/wordprocessingShape" mc:Ignorable="w14 w15 w16se w16cid w16 w16cex w16sdtdh w16sdtfl w16du wp14">
   <w:p>
     <w:pPr>
       <w:ind w:left="-540"/>
@@ -12586,7 +13228,7 @@
 </file>
 
 <file path=word/numbering.xml><?xml version="1.0" encoding="utf-8"?>
-<w:numbering xmlns:wpc="http://schemas.microsoft.com/office/word/2010/wordprocessingCanvas" xmlns:cx="http://schemas.microsoft.com/office/drawing/2014/chartex" xmlns:cx1="http://schemas.microsoft.com/office/drawing/2015/9/8/chartex" xmlns:cx2="http://schemas.microsoft.com/office/drawing/2015/10/21/chartex" xmlns:cx3="http://schemas.microsoft.com/office/drawing/2016/5/9/chartex" xmlns:cx4="http://schemas.microsoft.com/office/drawing/2016/5/10/chartex" xmlns:cx5="http://schemas.microsoft.com/office/drawing/2016/5/11/chartex" xmlns:cx6="http://schemas.microsoft.com/office/drawing/2016/5/12/chartex" xmlns:cx7="http://schemas.microsoft.com/office/drawing/2016/5/13/chartex" xmlns:cx8="http://schemas.microsoft.com/office/drawing/2016/5/14/chartex" xmlns:mc="http://schemas.openxmlformats.org/markup-compatibility/2006" xmlns:aink="http://schemas.microsoft.com/office/drawing/2016/ink" xmlns:am3d="http://schemas.microsoft.com/office/drawing/2017/model3d" xmlns:o="urn:schemas-microsoft-com:office:office" xmlns:oel="http://schemas.microsoft.com/office/2019/extlst" xmlns:r="http://schemas.openxmlformats.org/officeDocument/2006/relationships" xmlns:m="http://schemas.openxmlformats.org/officeDocument/2006/math" xmlns:v="urn:schemas-microsoft-com:vml" xmlns:wp14="http://schemas.microsoft.com/office/word/2010/wordprocessingDrawing" xmlns:wp="http://schemas.openxmlformats.org/drawingml/2006/wordprocessingDrawing" xmlns:w10="urn:schemas-microsoft-com:office:word" xmlns:w="http://schemas.openxmlformats.org/wordprocessingml/2006/main" xmlns:w14="http://schemas.microsoft.com/office/word/2010/wordml" xmlns:w15="http://schemas.microsoft.com/office/word/2012/wordml" xmlns:w16cex="http://schemas.microsoft.com/office/word/2018/wordml/cex" xmlns:w16cid="http://schemas.microsoft.com/office/word/2016/wordml/cid" xmlns:w16="http://schemas.microsoft.com/office/word/2018/wordml" xmlns:w16du="http://schemas.microsoft.com/office/word/2023/wordml/word16du" xmlns:w16sdtdh="http://schemas.microsoft.com/office/word/2020/wordml/sdtdatahash" xmlns:w16se="http://schemas.microsoft.com/office/word/2015/wordml/symex" xmlns:wpg="http://schemas.microsoft.com/office/word/2010/wordprocessingGroup" xmlns:wpi="http://schemas.microsoft.com/office/word/2010/wordprocessingInk" xmlns:wne="http://schemas.microsoft.com/office/word/2006/wordml" xmlns:wps="http://schemas.microsoft.com/office/word/2010/wordprocessingShape" mc:Ignorable="w14 w15 w16se w16cid w16 w16cex w16sdtdh w16du wp14">
+<w:numbering xmlns:wpc="http://schemas.microsoft.com/office/word/2010/wordprocessingCanvas" xmlns:cx="http://schemas.microsoft.com/office/drawing/2014/chartex" xmlns:cx1="http://schemas.microsoft.com/office/drawing/2015/9/8/chartex" xmlns:cx2="http://schemas.microsoft.com/office/drawing/2015/10/21/chartex" xmlns:cx3="http://schemas.microsoft.com/office/drawing/2016/5/9/chartex" xmlns:cx4="http://schemas.microsoft.com/office/drawing/2016/5/10/chartex" xmlns:cx5="http://schemas.microsoft.com/office/drawing/2016/5/11/chartex" xmlns:cx6="http://schemas.microsoft.com/office/drawing/2016/5/12/chartex" xmlns:cx7="http://schemas.microsoft.com/office/drawing/2016/5/13/chartex" xmlns:cx8="http://schemas.microsoft.com/office/drawing/2016/5/14/chartex" xmlns:mc="http://schemas.openxmlformats.org/markup-compatibility/2006" xmlns:aink="http://schemas.microsoft.com/office/drawing/2016/ink" xmlns:am3d="http://schemas.microsoft.com/office/drawing/2017/model3d" xmlns:o="urn:schemas-microsoft-com:office:office" xmlns:oel="http://schemas.microsoft.com/office/2019/extlst" xmlns:r="http://schemas.openxmlformats.org/officeDocument/2006/relationships" xmlns:m="http://schemas.openxmlformats.org/officeDocument/2006/math" xmlns:v="urn:schemas-microsoft-com:vml" xmlns:wp14="http://schemas.microsoft.com/office/word/2010/wordprocessingDrawing" xmlns:wp="http://schemas.openxmlformats.org/drawingml/2006/wordprocessingDrawing" xmlns:w10="urn:schemas-microsoft-com:office:word" xmlns:w="http://schemas.openxmlformats.org/wordprocessingml/2006/main" xmlns:w14="http://schemas.microsoft.com/office/word/2010/wordml" xmlns:w15="http://schemas.microsoft.com/office/word/2012/wordml" xmlns:w16cex="http://schemas.microsoft.com/office/word/2018/wordml/cex" xmlns:w16cid="http://schemas.microsoft.com/office/word/2016/wordml/cid" xmlns:w16="http://schemas.microsoft.com/office/word/2018/wordml" xmlns:w16du="http://schemas.microsoft.com/office/word/2023/wordml/word16du" xmlns:w16sdtdh="http://schemas.microsoft.com/office/word/2020/wordml/sdtdatahash" xmlns:w16sdtfl="http://schemas.microsoft.com/office/word/2024/wordml/sdtformatlock" xmlns:w16se="http://schemas.microsoft.com/office/word/2015/wordml/symex" xmlns:wpg="http://schemas.microsoft.com/office/word/2010/wordprocessingGroup" xmlns:wpi="http://schemas.microsoft.com/office/word/2010/wordprocessingInk" xmlns:wne="http://schemas.microsoft.com/office/word/2006/wordml" xmlns:wps="http://schemas.microsoft.com/office/word/2010/wordprocessingShape" mc:Ignorable="w14 w15 w16se w16cid w16 w16cex w16sdtdh w16sdtfl w16du wp14">
   <w:abstractNum w:abstractNumId="0" w15:restartNumberingAfterBreak="0">
     <w:nsid w:val="05D72839"/>
     <w:multiLevelType w:val="hybridMultilevel"/>
@@ -14579,7 +15221,7 @@
 </file>
 
 <file path=word/styles.xml><?xml version="1.0" encoding="utf-8"?>
-<w:styles xmlns:mc="http://schemas.openxmlformats.org/markup-compatibility/2006" xmlns:r="http://schemas.openxmlformats.org/officeDocument/2006/relationships" xmlns:w="http://schemas.openxmlformats.org/wordprocessingml/2006/main" xmlns:w14="http://schemas.microsoft.com/office/word/2010/wordml" xmlns:w15="http://schemas.microsoft.com/office/word/2012/wordml" xmlns:w16cex="http://schemas.microsoft.com/office/word/2018/wordml/cex" xmlns:w16cid="http://schemas.microsoft.com/office/word/2016/wordml/cid" xmlns:w16="http://schemas.microsoft.com/office/word/2018/wordml" xmlns:w16du="http://schemas.microsoft.com/office/word/2023/wordml/word16du" xmlns:w16sdtdh="http://schemas.microsoft.com/office/word/2020/wordml/sdtdatahash" xmlns:w16se="http://schemas.microsoft.com/office/word/2015/wordml/symex" mc:Ignorable="w14 w15 w16se w16cid w16 w16cex w16sdtdh w16du">
+<w:styles xmlns:mc="http://schemas.openxmlformats.org/markup-compatibility/2006" xmlns:r="http://schemas.openxmlformats.org/officeDocument/2006/relationships" xmlns:w="http://schemas.openxmlformats.org/wordprocessingml/2006/main" xmlns:w14="http://schemas.microsoft.com/office/word/2010/wordml" xmlns:w15="http://schemas.microsoft.com/office/word/2012/wordml" xmlns:w16cex="http://schemas.microsoft.com/office/word/2018/wordml/cex" xmlns:w16cid="http://schemas.microsoft.com/office/word/2016/wordml/cid" xmlns:w16="http://schemas.microsoft.com/office/word/2018/wordml" xmlns:w16du="http://schemas.microsoft.com/office/word/2023/wordml/word16du" xmlns:w16sdtdh="http://schemas.microsoft.com/office/word/2020/wordml/sdtdatahash" xmlns:w16sdtfl="http://schemas.microsoft.com/office/word/2024/wordml/sdtformatlock" xmlns:w16se="http://schemas.microsoft.com/office/word/2015/wordml/symex" mc:Ignorable="w14 w15 w16se w16cid w16 w16cex w16sdtdh w16sdtfl w16du">
   <w:docDefaults>
     <w:rPrDefault>
       <w:rPr>
@@ -15828,6 +16470,12 @@
 </file>
 
 <file path=customXml/item1.xml><?xml version="1.0" encoding="utf-8"?>
+<go:gDocsCustomXmlDataStorage xmlns:go="http://customooxmlschemas.google.com/" xmlns:r="http://schemas.openxmlformats.org/officeDocument/2006/relationships">
+  <go:docsCustomData xmlns:go="http://customooxmlschemas.google.com/" roundtripDataSignature="AMtx7mjbhMtq+uZovj/Ys57pKGC94lg9iA==">AMUW2mV5s2OKwwONikeaEyaHxcxfHv6gnhNskrwibYVSgtfg9CV5QGxdVEh3mppg/yy28NTrQ+/AuQuMqKOCh+gqkYJ8kRQzebxtBoO0/8b47kCXugeug3Odi176oOim0U7wu2pvu+22+KjVGSsNhLjkiZByJjdLWqLIKX8JQIBVSJ7MALJEchQijn7vS1f3xQLwkHub3mq0</go:docsCustomData>
+</go:gDocsCustomXmlDataStorage>
+</file>
+
+<file path=customXml/item2.xml><?xml version="1.0" encoding="utf-8"?>
 <ct:contentTypeSchema xmlns:ct="http://schemas.microsoft.com/office/2006/metadata/contentType" xmlns:ma="http://schemas.microsoft.com/office/2006/metadata/properties/metaAttributes" ct:_="" ma:_="" ma:contentTypeName="Document" ma:contentTypeID="0x010100E37ED77BF1302443902AB0076FD5905A" ma:contentTypeVersion="20" ma:contentTypeDescription="Create a new document." ma:contentTypeScope="" ma:versionID="699c7d28d44cfd5f8e473877d2819393">
   <xsd:schema xmlns:xsd="http://www.w3.org/2001/XMLSchema" xmlns:xs="http://www.w3.org/2001/XMLSchema" xmlns:p="http://schemas.microsoft.com/office/2006/metadata/properties" xmlns:ns2="461d6144-fa1a-4092-829f-c84f3e3efa94" xmlns:ns3="236ee7c7-7e1f-44c3-af88-3b258280f106" targetNamespace="http://schemas.microsoft.com/office/2006/metadata/properties" ma:root="true" ma:fieldsID="f2a7211883085b086ebf453557c17dce" ns2:_="" ns3:_="">
     <xsd:import namespace="461d6144-fa1a-4092-829f-c84f3e3efa94"/>
@@ -16090,22 +16738,7 @@
 </ct:contentTypeSchema>
 </file>
 
-<file path=customXml/item2.xml><?xml version="1.0" encoding="utf-8"?>
-<go:gDocsCustomXmlDataStorage xmlns:go="http://customooxmlschemas.google.com/" xmlns:r="http://schemas.openxmlformats.org/officeDocument/2006/relationships">
-  <go:docsCustomData xmlns:go="http://customooxmlschemas.google.com/" roundtripDataSignature="AMtx7mjbhMtq+uZovj/Ys57pKGC94lg9iA==">AMUW2mV5s2OKwwONikeaEyaHxcxfHv6gnhNskrwibYVSgtfg9CV5QGxdVEh3mppg/yy28NTrQ+/AuQuMqKOCh+gqkYJ8kRQzebxtBoO0/8b47kCXugeug3Odi176oOim0U7wu2pvu+22+KjVGSsNhLjkiZByJjdLWqLIKX8JQIBVSJ7MALJEchQijn7vS1f3xQLwkHub3mq0</go:docsCustomData>
-</go:gDocsCustomXmlDataStorage>
-</file>
-
 <file path=customXml/item3.xml><?xml version="1.0" encoding="utf-8"?>
-<?mso-contentType ?>
-<FormTemplates xmlns="http://schemas.microsoft.com/sharepoint/v3/contenttype/forms">
-  <Display>DocumentLibraryForm</Display>
-  <Edit>DocumentLibraryForm</Edit>
-  <New>DocumentLibraryForm</New>
-</FormTemplates>
-</file>
-
-<file path=customXml/item4.xml><?xml version="1.0" encoding="utf-8"?>
 <p:properties xmlns:p="http://schemas.microsoft.com/office/2006/metadata/properties" xmlns:xsi="http://www.w3.org/2001/XMLSchema-instance" xmlns:pc="http://schemas.microsoft.com/office/infopath/2007/PartnerControls">
   <documentManagement>
     <_Flow_SignoffStatus xmlns="461d6144-fa1a-4092-829f-c84f3e3efa94" xsi:nil="true"/>
@@ -16118,7 +16751,25 @@
 </p:properties>
 </file>
 
+<file path=customXml/item4.xml><?xml version="1.0" encoding="utf-8"?>
+<?mso-contentType ?>
+<FormTemplates xmlns="http://schemas.microsoft.com/sharepoint/v3/contenttype/forms">
+  <Display>DocumentLibraryForm</Display>
+  <Edit>DocumentLibraryForm</Edit>
+  <New>DocumentLibraryForm</New>
+</FormTemplates>
+</file>
+
 <file path=customXml/itemProps1.xml><?xml version="1.0" encoding="utf-8"?>
+<ds:datastoreItem xmlns:ds="http://schemas.openxmlformats.org/officeDocument/2006/customXml" ds:itemID="{11111111-1234-1234-1234-123412341234}">
+  <ds:schemaRefs>
+    <ds:schemaRef ds:uri="http://customooxmlschemas.google.com/"/>
+    <ds:schemaRef ds:uri="http://schemas.openxmlformats.org/officeDocument/2006/relationships"/>
+  </ds:schemaRefs>
+</ds:datastoreItem>
+</file>
+
+<file path=customXml/itemProps2.xml><?xml version="1.0" encoding="utf-8"?>
 <ds:datastoreItem xmlns:ds="http://schemas.openxmlformats.org/officeDocument/2006/customXml" ds:itemID="{09428C22-417A-4D26-A4AE-D82887B95390}">
   <ds:schemaRefs>
     <ds:schemaRef ds:uri="http://schemas.microsoft.com/office/2006/metadata/contentType"/>
@@ -16137,24 +16788,7 @@
 </ds:datastoreItem>
 </file>
 
-<file path=customXml/itemProps2.xml><?xml version="1.0" encoding="utf-8"?>
-<ds:datastoreItem xmlns:ds="http://schemas.openxmlformats.org/officeDocument/2006/customXml" ds:itemID="{11111111-1234-1234-1234-123412341234}">
-  <ds:schemaRefs>
-    <ds:schemaRef ds:uri="http://customooxmlschemas.google.com/"/>
-    <ds:schemaRef ds:uri="http://schemas.openxmlformats.org/officeDocument/2006/relationships"/>
-  </ds:schemaRefs>
-</ds:datastoreItem>
-</file>
-
 <file path=customXml/itemProps3.xml><?xml version="1.0" encoding="utf-8"?>
-<ds:datastoreItem xmlns:ds="http://schemas.openxmlformats.org/officeDocument/2006/customXml" ds:itemID="{66FD4012-A1A3-4B37-9D8A-98F2D75C0D47}">
-  <ds:schemaRefs>
-    <ds:schemaRef ds:uri="http://schemas.microsoft.com/sharepoint/v3/contenttype/forms"/>
-  </ds:schemaRefs>
-</ds:datastoreItem>
-</file>
-
-<file path=customXml/itemProps4.xml><?xml version="1.0" encoding="utf-8"?>
 <ds:datastoreItem xmlns:ds="http://schemas.openxmlformats.org/officeDocument/2006/customXml" ds:itemID="{E55773A6-3AD1-45E9-B584-4DD4EB91853C}">
   <ds:schemaRefs>
     <ds:schemaRef ds:uri="http://schemas.microsoft.com/office/2006/metadata/properties"/>
@@ -16163,4 +16797,12 @@
     <ds:schemaRef ds:uri="236ee7c7-7e1f-44c3-af88-3b258280f106"/>
   </ds:schemaRefs>
 </ds:datastoreItem>
+</file>
+
+<file path=customXml/itemProps4.xml><?xml version="1.0" encoding="utf-8"?>
+<ds:datastoreItem xmlns:ds="http://schemas.openxmlformats.org/officeDocument/2006/customXml" ds:itemID="{66FD4012-A1A3-4B37-9D8A-98F2D75C0D47}">
+  <ds:schemaRefs>
+    <ds:schemaRef ds:uri="http://schemas.microsoft.com/sharepoint/v3/contenttype/forms"/>
+  </ds:schemaRefs>
+</ds:datastoreItem>
 </file>